--- a/lessons/5-2/homework.docx
+++ b/lessons/5-2/homework.docx
@@ -106,7 +106,55 @@
     </w:p>
     <w:p>
       <w:pPr>
-        <w:spacing w:after="60"/>
+        <w:keepNext/>
+        <w:spacing w:after="20" w:before="80"/>
+        <w:jc w:val="center"/>
+      </w:pPr>
+      <w:r>
+        <w:drawing>
+          <wp:inline distT="0" distB="0" distL="0" distR="0">
+            <wp:extent cx="1047750" cy="790575"/>
+            <wp:effectExtent t="0" r="0" b="0" l="0"/>
+            <wp:docPr id="1" name="" descr="" title=""/>
+            <wp:cNvGraphicFramePr>
+              <a:graphicFrameLocks xmlns:a="http://schemas.openxmlformats.org/drawingml/2006/main" noChangeAspect="1"/>
+            </wp:cNvGraphicFramePr>
+            <a:graphic xmlns:a="http://schemas.openxmlformats.org/drawingml/2006/main">
+              <a:graphicData uri="http://schemas.openxmlformats.org/drawingml/2006/picture">
+                <pic:pic xmlns:pic="http://schemas.openxmlformats.org/drawingml/2006/picture">
+                  <pic:nvPicPr>
+                    <pic:cNvPr id="0" name="" descr=""/>
+                    <pic:cNvPicPr>
+                      <a:picLocks noChangeAspect="1" noChangeArrowheads="1"/>
+                    </pic:cNvPicPr>
+                  </pic:nvPicPr>
+                  <pic:blipFill>
+                    <a:blip r:embed="rId7" cstate="none"/>
+                    <a:srcRect/>
+                    <a:stretch>
+                      <a:fillRect/>
+                    </a:stretch>
+                  </pic:blipFill>
+                  <pic:spPr bwMode="auto">
+                    <a:xfrm>
+                      <a:off x="0" y="0"/>
+                      <a:ext cx="1047750" cy="790575"/>
+                    </a:xfrm>
+                    <a:prstGeom prst="rect">
+                      <a:avLst/>
+                    </a:prstGeom>
+                  </pic:spPr>
+                </pic:pic>
+              </a:graphicData>
+            </a:graphic>
+          </wp:inline>
+        </w:drawing>
+      </w:r>
+    </w:p>
+    <w:p>
+      <w:pPr>
+        <w:keepNext/>
+        <w:spacing w:after="120"/>
       </w:pPr>
       <w:r>
         <w:rPr>
@@ -116,12 +164,60 @@
         <w:t xml:space="preserve">Trapezoid (Trapecio)</w:t>
       </w:r>
       <w:r>
-        <w:t xml:space="preserve"> — A quadrilateral with exactly one pair of parallel sides</w:t>
-      </w:r>
-    </w:p>
-    <w:p>
-      <w:pPr>
-        <w:spacing w:after="60"/>
+        <w:t xml:space="preserve"> — A four-sided shape with just one pair of parallel sides.</w:t>
+      </w:r>
+    </w:p>
+    <w:p>
+      <w:pPr>
+        <w:keepNext/>
+        <w:spacing w:after="20" w:before="80"/>
+        <w:jc w:val="center"/>
+      </w:pPr>
+      <w:r>
+        <w:drawing>
+          <wp:inline distT="0" distB="0" distL="0" distR="0">
+            <wp:extent cx="1047750" cy="790575"/>
+            <wp:effectExtent t="0" r="0" b="0" l="0"/>
+            <wp:docPr id="1" name="" descr="" title=""/>
+            <wp:cNvGraphicFramePr>
+              <a:graphicFrameLocks xmlns:a="http://schemas.openxmlformats.org/drawingml/2006/main" noChangeAspect="1"/>
+            </wp:cNvGraphicFramePr>
+            <a:graphic xmlns:a="http://schemas.openxmlformats.org/drawingml/2006/main">
+              <a:graphicData uri="http://schemas.openxmlformats.org/drawingml/2006/picture">
+                <pic:pic xmlns:pic="http://schemas.openxmlformats.org/drawingml/2006/picture">
+                  <pic:nvPicPr>
+                    <pic:cNvPr id="0" name="" descr=""/>
+                    <pic:cNvPicPr>
+                      <a:picLocks noChangeAspect="1" noChangeArrowheads="1"/>
+                    </pic:cNvPicPr>
+                  </pic:nvPicPr>
+                  <pic:blipFill>
+                    <a:blip r:embed="rId7" cstate="none"/>
+                    <a:srcRect/>
+                    <a:stretch>
+                      <a:fillRect/>
+                    </a:stretch>
+                  </pic:blipFill>
+                  <pic:spPr bwMode="auto">
+                    <a:xfrm>
+                      <a:off x="0" y="0"/>
+                      <a:ext cx="1047750" cy="790575"/>
+                    </a:xfrm>
+                    <a:prstGeom prst="rect">
+                      <a:avLst/>
+                    </a:prstGeom>
+                  </pic:spPr>
+                </pic:pic>
+              </a:graphicData>
+            </a:graphic>
+          </wp:inline>
+        </w:drawing>
+      </w:r>
+    </w:p>
+    <w:p>
+      <w:pPr>
+        <w:keepNext/>
+        <w:spacing w:after="120"/>
       </w:pPr>
       <w:r>
         <w:rPr>
@@ -131,12 +227,60 @@
         <w:t xml:space="preserve">Base 1 (b1) (Base 1 (b1))</w:t>
       </w:r>
       <w:r>
-        <w:t xml:space="preserve"> — One of the two parallel sides of a trapezoid</w:t>
-      </w:r>
-    </w:p>
-    <w:p>
-      <w:pPr>
-        <w:spacing w:after="60"/>
+        <w:t xml:space="preserve"> — One of the two parallel sides of a trapezoid.</w:t>
+      </w:r>
+    </w:p>
+    <w:p>
+      <w:pPr>
+        <w:keepNext/>
+        <w:spacing w:after="20" w:before="80"/>
+        <w:jc w:val="center"/>
+      </w:pPr>
+      <w:r>
+        <w:drawing>
+          <wp:inline distT="0" distB="0" distL="0" distR="0">
+            <wp:extent cx="1047750" cy="790575"/>
+            <wp:effectExtent t="0" r="0" b="0" l="0"/>
+            <wp:docPr id="1" name="" descr="" title=""/>
+            <wp:cNvGraphicFramePr>
+              <a:graphicFrameLocks xmlns:a="http://schemas.openxmlformats.org/drawingml/2006/main" noChangeAspect="1"/>
+            </wp:cNvGraphicFramePr>
+            <a:graphic xmlns:a="http://schemas.openxmlformats.org/drawingml/2006/main">
+              <a:graphicData uri="http://schemas.openxmlformats.org/drawingml/2006/picture">
+                <pic:pic xmlns:pic="http://schemas.openxmlformats.org/drawingml/2006/picture">
+                  <pic:nvPicPr>
+                    <pic:cNvPr id="0" name="" descr=""/>
+                    <pic:cNvPicPr>
+                      <a:picLocks noChangeAspect="1" noChangeArrowheads="1"/>
+                    </pic:cNvPicPr>
+                  </pic:nvPicPr>
+                  <pic:blipFill>
+                    <a:blip r:embed="rId7" cstate="none"/>
+                    <a:srcRect/>
+                    <a:stretch>
+                      <a:fillRect/>
+                    </a:stretch>
+                  </pic:blipFill>
+                  <pic:spPr bwMode="auto">
+                    <a:xfrm>
+                      <a:off x="0" y="0"/>
+                      <a:ext cx="1047750" cy="790575"/>
+                    </a:xfrm>
+                    <a:prstGeom prst="rect">
+                      <a:avLst/>
+                    </a:prstGeom>
+                  </pic:spPr>
+                </pic:pic>
+              </a:graphicData>
+            </a:graphic>
+          </wp:inline>
+        </w:drawing>
+      </w:r>
+    </w:p>
+    <w:p>
+      <w:pPr>
+        <w:keepNext/>
+        <w:spacing w:after="120"/>
       </w:pPr>
       <w:r>
         <w:rPr>
@@ -146,12 +290,60 @@
         <w:t xml:space="preserve">Base 2 (b2) (Base 2 (b2))</w:t>
       </w:r>
       <w:r>
-        <w:t xml:space="preserve"> — The other parallel side of a trapezoid</w:t>
-      </w:r>
-    </w:p>
-    <w:p>
-      <w:pPr>
-        <w:spacing w:after="60"/>
+        <w:t xml:space="preserve"> — The other parallel side of a trapezoid.</w:t>
+      </w:r>
+    </w:p>
+    <w:p>
+      <w:pPr>
+        <w:keepNext/>
+        <w:spacing w:after="20" w:before="80"/>
+        <w:jc w:val="center"/>
+      </w:pPr>
+      <w:r>
+        <w:drawing>
+          <wp:inline distT="0" distB="0" distL="0" distR="0">
+            <wp:extent cx="1047750" cy="790575"/>
+            <wp:effectExtent t="0" r="0" b="0" l="0"/>
+            <wp:docPr id="1" name="" descr="" title=""/>
+            <wp:cNvGraphicFramePr>
+              <a:graphicFrameLocks xmlns:a="http://schemas.openxmlformats.org/drawingml/2006/main" noChangeAspect="1"/>
+            </wp:cNvGraphicFramePr>
+            <a:graphic xmlns:a="http://schemas.openxmlformats.org/drawingml/2006/main">
+              <a:graphicData uri="http://schemas.openxmlformats.org/drawingml/2006/picture">
+                <pic:pic xmlns:pic="http://schemas.openxmlformats.org/drawingml/2006/picture">
+                  <pic:nvPicPr>
+                    <pic:cNvPr id="0" name="" descr=""/>
+                    <pic:cNvPicPr>
+                      <a:picLocks noChangeAspect="1" noChangeArrowheads="1"/>
+                    </pic:cNvPicPr>
+                  </pic:nvPicPr>
+                  <pic:blipFill>
+                    <a:blip r:embed="rId8" cstate="none"/>
+                    <a:srcRect/>
+                    <a:stretch>
+                      <a:fillRect/>
+                    </a:stretch>
+                  </pic:blipFill>
+                  <pic:spPr bwMode="auto">
+                    <a:xfrm>
+                      <a:off x="0" y="0"/>
+                      <a:ext cx="1047750" cy="790575"/>
+                    </a:xfrm>
+                    <a:prstGeom prst="rect">
+                      <a:avLst/>
+                    </a:prstGeom>
+                  </pic:spPr>
+                </pic:pic>
+              </a:graphicData>
+            </a:graphic>
+          </wp:inline>
+        </w:drawing>
+      </w:r>
+    </w:p>
+    <w:p>
+      <w:pPr>
+        <w:keepNext/>
+        <w:spacing w:after="120"/>
       </w:pPr>
       <w:r>
         <w:rPr>
@@ -161,12 +353,60 @@
         <w:t xml:space="preserve">Height (Altura)</w:t>
       </w:r>
       <w:r>
-        <w:t xml:space="preserve"> — The perpendicular distance between the two parallel bases</w:t>
-      </w:r>
-    </w:p>
-    <w:p>
-      <w:pPr>
-        <w:spacing w:after="60"/>
+        <w:t xml:space="preserve"> — The straight-up distance between the two parallel sides.</w:t>
+      </w:r>
+    </w:p>
+    <w:p>
+      <w:pPr>
+        <w:keepNext/>
+        <w:spacing w:after="20" w:before="80"/>
+        <w:jc w:val="center"/>
+      </w:pPr>
+      <w:r>
+        <w:drawing>
+          <wp:inline distT="0" distB="0" distL="0" distR="0">
+            <wp:extent cx="1047750" cy="790575"/>
+            <wp:effectExtent t="0" r="0" b="0" l="0"/>
+            <wp:docPr id="1" name="" descr="" title=""/>
+            <wp:cNvGraphicFramePr>
+              <a:graphicFrameLocks xmlns:a="http://schemas.openxmlformats.org/drawingml/2006/main" noChangeAspect="1"/>
+            </wp:cNvGraphicFramePr>
+            <a:graphic xmlns:a="http://schemas.openxmlformats.org/drawingml/2006/main">
+              <a:graphicData uri="http://schemas.openxmlformats.org/drawingml/2006/picture">
+                <pic:pic xmlns:pic="http://schemas.openxmlformats.org/drawingml/2006/picture">
+                  <pic:nvPicPr>
+                    <pic:cNvPr id="0" name="" descr=""/>
+                    <pic:cNvPicPr>
+                      <a:picLocks noChangeAspect="1" noChangeArrowheads="1"/>
+                    </pic:cNvPicPr>
+                  </pic:nvPicPr>
+                  <pic:blipFill>
+                    <a:blip r:embed="rId9" cstate="none"/>
+                    <a:srcRect/>
+                    <a:stretch>
+                      <a:fillRect/>
+                    </a:stretch>
+                  </pic:blipFill>
+                  <pic:spPr bwMode="auto">
+                    <a:xfrm>
+                      <a:off x="0" y="0"/>
+                      <a:ext cx="1047750" cy="790575"/>
+                    </a:xfrm>
+                    <a:prstGeom prst="rect">
+                      <a:avLst/>
+                    </a:prstGeom>
+                  </pic:spPr>
+                </pic:pic>
+              </a:graphicData>
+            </a:graphic>
+          </wp:inline>
+        </w:drawing>
+      </w:r>
+    </w:p>
+    <w:p>
+      <w:pPr>
+        <w:keepNext/>
+        <w:spacing w:after="120"/>
       </w:pPr>
       <w:r>
         <w:rPr>
@@ -176,7 +416,7 @@
         <w:t xml:space="preserve">Area (Área)</w:t>
       </w:r>
       <w:r>
-        <w:t xml:space="preserve"> — The amount of space inside a two-dimensional figure</w:t>
+        <w:t xml:space="preserve"> — How much space is inside a flat shape.</w:t>
       </w:r>
     </w:p>
     <w:p>

--- a/lessons/5-2/homework.docx
+++ b/lessons/5-2/homework.docx
@@ -24,7 +24,7 @@
           <w:i/>
           <w:iCs/>
         </w:rPr>
-        <w:t xml:space="preserve">Lesson 5-2  •  Standard 6.G.1</w:t>
+        <w:t xml:space="preserve">Lesson 5-2  •  Standard 6.GR.1</w:t>
       </w:r>
     </w:p>
     <w:p>
@@ -1257,39 +1257,43 @@
           <w:b/>
           <w:bCs/>
         </w:rPr>
-        <w:t xml:space="preserve">6. A trapezoid has parallel sides 6 cm and 10 cm and height 4 cm. What is its area?</w:t>
-      </w:r>
-    </w:p>
-    <w:p>
-      <w:pPr>
-        <w:spacing w:after="40" w:before="0"/>
-      </w:pPr>
-      <w:r>
-        <w:t xml:space="preserve">     A. 32 cm²</w:t>
-      </w:r>
-    </w:p>
-    <w:p>
-      <w:pPr>
-        <w:spacing w:after="40" w:before="0"/>
-      </w:pPr>
-      <w:r>
-        <w:t xml:space="preserve">     B. 40 cm²</w:t>
-      </w:r>
-    </w:p>
-    <w:p>
-      <w:pPr>
-        <w:spacing w:after="40" w:before="0"/>
-      </w:pPr>
-      <w:r>
-        <w:t xml:space="preserve">     C. 64 cm²</w:t>
-      </w:r>
-    </w:p>
-    <w:p>
-      <w:pPr>
-        <w:spacing w:after="40" w:before="0"/>
-      </w:pPr>
-      <w:r>
-        <w:t xml:space="preserve">     D. 16 cm²</w:t>
+        <w:t xml:space="preserve">6. onLevel — Spot the Common Mistake</w:t>
+      </w:r>
+    </w:p>
+    <w:p>
+      <w:pPr>
+        <w:spacing w:after="40" w:before="0"/>
+      </w:pPr>
+      <w:r>
+        <w:t xml:space="preserve">   Step 1 (Read): A student is working on Area of Trapezoids.</w:t>
+      </w:r>
+    </w:p>
+    <w:p>
+      <w:pPr>
+        <w:spacing w:after="40" w:before="0"/>
+      </w:pPr>
+      <w:r>
+        <w:t xml:space="preserve">   Step 2 (Attempt): They ignored the rule: Area of a trapezoid = ½ × (base 1 + base 2) × height. We add the two bases first, then take half.</w:t>
+      </w:r>
+    </w:p>
+    <w:p>
+      <w:pPr>
+        <w:spacing w:after="40" w:before="0"/>
+      </w:pPr>
+      <w:r>
+        <w:t xml:space="preserve">   Step 3 (Check): The answer does not match the math rule from class.</w:t>
+      </w:r>
+    </w:p>
+    <w:p>
+      <w:pPr>
+        <w:spacing w:after="60" w:before="0"/>
+      </w:pPr>
+      <w:r>
+        <w:rPr>
+          <w:i/>
+          <w:iCs/>
+        </w:rPr>
+        <w:t xml:space="preserve">Which step has the mistake? Explain and fix it:</w:t>
       </w:r>
     </w:p>
     <w:p>
@@ -1305,6 +1309,28 @@
     </w:p>
     <w:p>
       <w:pPr>
+        <w:spacing w:after="60" w:before="120"/>
+      </w:pPr>
+      <w:r>
+        <w:rPr>
+          <w:color w:val="BBBBBB"/>
+        </w:rPr>
+        <w:t xml:space="preserve">______________________________________________________________________</w:t>
+      </w:r>
+    </w:p>
+    <w:p>
+      <w:pPr>
+        <w:spacing w:after="60" w:before="120"/>
+      </w:pPr>
+      <w:r>
+        <w:rPr>
+          <w:color w:val="BBBBBB"/>
+        </w:rPr>
+        <w:t xml:space="preserve">______________________________________________________________________</w:t>
+      </w:r>
+    </w:p>
+    <w:p>
+      <w:pPr>
         <w:spacing w:after="80" w:before="0"/>
       </w:pPr>
       <w:r>
@@ -1312,39 +1338,39 @@
           <w:b/>
           <w:bCs/>
         </w:rPr>
-        <w:t xml:space="preserve">7. A trapezoid has bases 8 m and 12 m and height 5 m. What is its area?</w:t>
-      </w:r>
-    </w:p>
-    <w:p>
-      <w:pPr>
-        <w:spacing w:after="40" w:before="0"/>
-      </w:pPr>
-      <w:r>
-        <w:t xml:space="preserve">     A. 50 m²</w:t>
-      </w:r>
-    </w:p>
-    <w:p>
-      <w:pPr>
-        <w:spacing w:after="40" w:before="0"/>
-      </w:pPr>
-      <w:r>
-        <w:t xml:space="preserve">     B. 100 m²</w:t>
-      </w:r>
-    </w:p>
-    <w:p>
-      <w:pPr>
-        <w:spacing w:after="40" w:before="0"/>
-      </w:pPr>
-      <w:r>
-        <w:t xml:space="preserve">     C. 40 m²</w:t>
-      </w:r>
-    </w:p>
-    <w:p>
-      <w:pPr>
-        <w:spacing w:after="40" w:before="0"/>
-      </w:pPr>
-      <w:r>
-        <w:t xml:space="preserve">     D. 60 m²</w:t>
+        <w:t xml:space="preserve">7. Blueprint 1: A trapezoidal lobby window has bases of 6 ft and 10 ft and a height of 4 ft. What is its area for the glass order?</w:t>
+      </w:r>
+    </w:p>
+    <w:p>
+      <w:pPr>
+        <w:spacing w:after="40" w:before="0"/>
+      </w:pPr>
+      <w:r>
+        <w:t xml:space="preserve">     A. 32 sq ft</w:t>
+      </w:r>
+    </w:p>
+    <w:p>
+      <w:pPr>
+        <w:spacing w:after="40" w:before="0"/>
+      </w:pPr>
+      <w:r>
+        <w:t xml:space="preserve">     B. 40 sq ft</w:t>
+      </w:r>
+    </w:p>
+    <w:p>
+      <w:pPr>
+        <w:spacing w:after="40" w:before="0"/>
+      </w:pPr>
+      <w:r>
+        <w:t xml:space="preserve">     C. 16 sq ft</w:t>
+      </w:r>
+    </w:p>
+    <w:p>
+      <w:pPr>
+        <w:spacing w:after="40" w:before="0"/>
+      </w:pPr>
+      <w:r>
+        <w:t xml:space="preserve">     D. 60 sq ft</w:t>
       </w:r>
     </w:p>
     <w:p>
@@ -1367,39 +1393,39 @@
           <w:b/>
           <w:bCs/>
         </w:rPr>
-        <w:t xml:space="preserve">8. A trapezoid has area 36 in² and bases 5 in and 7 in. What is its height?</w:t>
-      </w:r>
-    </w:p>
-    <w:p>
-      <w:pPr>
-        <w:spacing w:after="40" w:before="0"/>
-      </w:pPr>
-      <w:r>
-        <w:t xml:space="preserve">     A. 6 in</w:t>
-      </w:r>
-    </w:p>
-    <w:p>
-      <w:pPr>
-        <w:spacing w:after="40" w:before="0"/>
-      </w:pPr>
-      <w:r>
-        <w:t xml:space="preserve">     B. 3 in</w:t>
-      </w:r>
-    </w:p>
-    <w:p>
-      <w:pPr>
-        <w:spacing w:after="40" w:before="0"/>
-      </w:pPr>
-      <w:r>
-        <w:t xml:space="preserve">     C. 12 in</w:t>
-      </w:r>
-    </w:p>
-    <w:p>
-      <w:pPr>
-        <w:spacing w:after="40" w:before="0"/>
-      </w:pPr>
-      <w:r>
-        <w:t xml:space="preserve">     D. 18 in</w:t>
+        <w:t xml:space="preserve">8. Blueprint 2: A trapezoidal skylight has bases of 9 ft and 7 ft and a height of 6 ft. What is its area?</w:t>
+      </w:r>
+    </w:p>
+    <w:p>
+      <w:pPr>
+        <w:spacing w:after="40" w:before="0"/>
+      </w:pPr>
+      <w:r>
+        <w:t xml:space="preserve">     A. 48 sq ft</w:t>
+      </w:r>
+    </w:p>
+    <w:p>
+      <w:pPr>
+        <w:spacing w:after="40" w:before="0"/>
+      </w:pPr>
+      <w:r>
+        <w:t xml:space="preserve">     B. 96 sq ft</w:t>
+      </w:r>
+    </w:p>
+    <w:p>
+      <w:pPr>
+        <w:spacing w:after="40" w:before="0"/>
+      </w:pPr>
+      <w:r>
+        <w:t xml:space="preserve">     C. 63 sq ft</w:t>
+      </w:r>
+    </w:p>
+    <w:p>
+      <w:pPr>
+        <w:spacing w:after="40" w:before="0"/>
+      </w:pPr>
+      <w:r>
+        <w:t xml:space="preserve">     D. 44 sq ft</w:t>
       </w:r>
     </w:p>
     <w:p>
@@ -1422,41 +1448,230 @@
           <w:b/>
           <w:bCs/>
         </w:rPr>
-        <w:t xml:space="preserve">9. Why is the trapezoid area formula ½(b1 + b2)h?</w:t>
-      </w:r>
-    </w:p>
-    <w:p>
-      <w:pPr>
-        <w:spacing w:after="40" w:before="0"/>
-      </w:pPr>
-      <w:r>
-        <w:t xml:space="preserve">     A. It averages the two bases, then multiplies by the height</w:t>
-      </w:r>
-    </w:p>
-    <w:p>
-      <w:pPr>
-        <w:spacing w:after="40" w:before="0"/>
-      </w:pPr>
-      <w:r>
-        <w:t xml:space="preserve">     B. It adds all four sides</w:t>
-      </w:r>
-    </w:p>
-    <w:p>
-      <w:pPr>
-        <w:spacing w:after="40" w:before="0"/>
-      </w:pPr>
-      <w:r>
-        <w:t xml:space="preserve">     C. It uses only the longer base</w:t>
-      </w:r>
-    </w:p>
-    <w:p>
-      <w:pPr>
-        <w:spacing w:after="40" w:before="0"/>
-      </w:pPr>
-      <w:r>
-        <w:t xml:space="preserve">     D. Trapezoids have no height</w:t>
-      </w:r>
-    </w:p>
+        <w:t xml:space="preserve">9. Each blueprint window lists its bases and height. Find each area, then sort the windows by whether they need more than 40 sq ft of glass.</w:t>
+      </w:r>
+    </w:p>
+    <w:p>
+      <w:pPr>
+        <w:spacing w:after="80" w:before="0"/>
+      </w:pPr>
+      <w:r>
+        <w:rPr>
+          <w:i/>
+          <w:iCs/>
+        </w:rPr>
+        <w:t xml:space="preserve">Groups: More than 40 sq ft of glass   |   40 sq ft of glass or less</w:t>
+      </w:r>
+    </w:p>
+    <w:p>
+      <w:pPr>
+        <w:spacing w:after="40" w:before="0"/>
+      </w:pPr>
+      <w:r>
+        <w:t xml:space="preserve">   • Window: b1=8, b2=6, h=5 → A=35   → __________________</w:t>
+      </w:r>
+    </w:p>
+    <w:p>
+      <w:pPr>
+        <w:spacing w:after="40" w:before="0"/>
+      </w:pPr>
+      <w:r>
+        <w:t xml:space="preserve">   • Window: b1=10, b2=8, h=6 → A=54   → __________________</w:t>
+      </w:r>
+    </w:p>
+    <w:p>
+      <w:pPr>
+        <w:spacing w:after="40" w:before="0"/>
+      </w:pPr>
+      <w:r>
+        <w:t xml:space="preserve">   • Window: b1=4, b2=2, h=9 → A=27   → __________________</w:t>
+      </w:r>
+    </w:p>
+    <w:p>
+      <w:pPr>
+        <w:spacing w:after="40" w:before="0"/>
+      </w:pPr>
+      <w:r>
+        <w:t xml:space="preserve">   • Window: b1=11, b2=9, h=5 → A=50   → __________________</w:t>
+      </w:r>
+    </w:p>
+    <w:p>
+      <w:pPr>
+        <w:spacing w:after="40" w:before="0"/>
+      </w:pPr>
+      <w:r>
+        <w:t xml:space="preserve">   • Window: b1=7, b2=3, h=6 → A=30   → __________________</w:t>
+      </w:r>
+    </w:p>
+    <w:p>
+      <w:pPr>
+        <w:spacing w:after="40" w:before="0"/>
+      </w:pPr>
+      <w:r>
+        <w:t xml:space="preserve">   • Window: b1=13, b2=7, h=8 → A=80   → __________________</w:t>
+      </w:r>
+    </w:p>
+    <w:p>
+      <w:pPr>
+        <w:spacing w:after="60" w:before="120"/>
+      </w:pPr>
+      <w:r>
+        <w:rPr>
+          <w:color w:val="BBBBBB"/>
+        </w:rPr>
+        <w:t xml:space="preserve">______________________________________________________________________</w:t>
+      </w:r>
+    </w:p>
+    <w:p>
+      <w:pPr>
+        <w:spacing w:after="80" w:before="0"/>
+      </w:pPr>
+      <w:r>
+        <w:rPr>
+          <w:b/>
+          <w:bCs/>
+        </w:rPr>
+        <w:t xml:space="preserve">10. Match each blueprint window to the area of glass it needs.</w:t>
+      </w:r>
+    </w:p>
+    <w:tbl>
+      <w:tblPr>
+        <w:tblW w:type="pct" w:w="100%"/>
+        <w:tblBorders>
+          <w:top w:val="single" w:color="auto" w:sz="4"/>
+          <w:left w:val="single" w:color="auto" w:sz="4"/>
+          <w:bottom w:val="single" w:color="auto" w:sz="4"/>
+          <w:right w:val="single" w:color="auto" w:sz="4"/>
+          <w:insideH w:val="single" w:color="auto" w:sz="4"/>
+          <w:insideV w:val="single" w:color="auto" w:sz="4"/>
+        </w:tblBorders>
+      </w:tblPr>
+      <w:tblGrid>
+        <w:gridCol w:w="100"/>
+        <w:gridCol w:w="100"/>
+      </w:tblGrid>
+      <w:tr>
+        <w:trPr>
+          <w:tblHeader/>
+        </w:trPr>
+        <w:tc>
+          <w:tcPr>
+            <w:tcW w:type="pct" w:w="50%"/>
+          </w:tcPr>
+          <w:p>
+            <w:r>
+              <w:rPr>
+                <w:b/>
+                <w:bCs/>
+              </w:rPr>
+              <w:t xml:space="preserve">Item</w:t>
+            </w:r>
+          </w:p>
+        </w:tc>
+        <w:tc>
+          <w:tcPr>
+            <w:tcW w:type="pct" w:w="50%"/>
+          </w:tcPr>
+          <w:p>
+            <w:r>
+              <w:rPr>
+                <w:b/>
+                <w:bCs/>
+              </w:rPr>
+              <w:t xml:space="preserve">Answer choices</w:t>
+            </w:r>
+          </w:p>
+        </w:tc>
+      </w:tr>
+      <w:tr>
+        <w:tc>
+          <w:tcPr>
+            <w:tcW w:type="pct" w:w="50%"/>
+          </w:tcPr>
+          <w:p>
+            <w:r>
+              <w:t xml:space="preserve">____  Trapezoid window b1=6, b2=4, h=3</w:t>
+            </w:r>
+          </w:p>
+        </w:tc>
+        <w:tc>
+          <w:tcPr>
+            <w:tcW w:type="pct" w:w="50%"/>
+          </w:tcPr>
+          <w:p>
+            <w:r>
+              <w:t xml:space="preserve">D. 60 sq ft</w:t>
+            </w:r>
+          </w:p>
+        </w:tc>
+      </w:tr>
+      <w:tr>
+        <w:tc>
+          <w:tcPr>
+            <w:tcW w:type="pct" w:w="50%"/>
+          </w:tcPr>
+          <w:p>
+            <w:r>
+              <w:t xml:space="preserve">____  Trapezoid window b1=9, b2=5, h=4</w:t>
+            </w:r>
+          </w:p>
+        </w:tc>
+        <w:tc>
+          <w:tcPr>
+            <w:tcW w:type="pct" w:w="50%"/>
+          </w:tcPr>
+          <w:p>
+            <w:r>
+              <w:t xml:space="preserve">C. 40 sq ft</w:t>
+            </w:r>
+          </w:p>
+        </w:tc>
+      </w:tr>
+      <w:tr>
+        <w:tc>
+          <w:tcPr>
+            <w:tcW w:type="pct" w:w="50%"/>
+          </w:tcPr>
+          <w:p>
+            <w:r>
+              <w:t xml:space="preserve">____  Trapezoid window b1=10, b2=6, h=5</w:t>
+            </w:r>
+          </w:p>
+        </w:tc>
+        <w:tc>
+          <w:tcPr>
+            <w:tcW w:type="pct" w:w="50%"/>
+          </w:tcPr>
+          <w:p>
+            <w:r>
+              <w:t xml:space="preserve">B. 28 sq ft</w:t>
+            </w:r>
+          </w:p>
+        </w:tc>
+      </w:tr>
+      <w:tr>
+        <w:tc>
+          <w:tcPr>
+            <w:tcW w:type="pct" w:w="50%"/>
+          </w:tcPr>
+          <w:p>
+            <w:r>
+              <w:t xml:space="preserve">____  Trapezoid window b1=12, b2=8, h=6</w:t>
+            </w:r>
+          </w:p>
+        </w:tc>
+        <w:tc>
+          <w:tcPr>
+            <w:tcW w:type="pct" w:w="50%"/>
+          </w:tcPr>
+          <w:p>
+            <w:r>
+              <w:t xml:space="preserve">A. 15 sq ft</w:t>
+            </w:r>
+          </w:p>
+        </w:tc>
+      </w:tr>
+    </w:tbl>
     <w:p>
       <w:pPr>
         <w:spacing w:after="60" w:before="120"/>
@@ -1500,10 +1715,22 @@
     </w:p>
     <w:p>
       <w:pPr>
+        <w:spacing w:after="20" w:before="0"/>
+      </w:pPr>
+      <w:r>
+        <w:t xml:space="preserve">     A = ½ × (b₁ + b₂) × h = ½ × (6 + 10) × 4 = ½ × 16 × 4 = 32 sq cm.</w:t>
+      </w:r>
+    </w:p>
+    <w:p>
+      <w:pPr>
         <w:spacing w:after="80" w:before="0"/>
       </w:pPr>
       <w:r>
-        <w:t xml:space="preserve">     A = ½ × (b₁ + b₂) × h = ½ × (6 + 10) × 4 = ½ × 16 × 4 = 32 sq cm.</w:t>
+        <w:rPr>
+          <w:i/>
+          <w:iCs/>
+        </w:rPr>
+        <w:t xml:space="preserve">     Watch for: A common mistake in Area of Trapezoids is skipping the key idea: "Area of a trapezoid = ½ × (base 1 + base 2) × height. We add the two bases first, then take half." — always check your work against this rule before you submit.</w:t>
       </w:r>
     </w:p>
     <w:p>
@@ -1520,10 +1747,22 @@
     </w:p>
     <w:p>
       <w:pPr>
+        <w:spacing w:after="20" w:before="0"/>
+      </w:pPr>
+      <w:r>
+        <w:t xml:space="preserve">     A = ½ × (b₁ + b₂) × h → 45 = ½ × 18 × h → 45 = 9h → h = 5 ft.</w:t>
+      </w:r>
+    </w:p>
+    <w:p>
+      <w:pPr>
         <w:spacing w:after="80" w:before="0"/>
       </w:pPr>
       <w:r>
-        <w:t xml:space="preserve">     A = ½ × (b₁ + b₂) × h → 45 = ½ × 18 × h → 45 = 9h → h = 5 ft.</w:t>
+        <w:rPr>
+          <w:i/>
+          <w:iCs/>
+        </w:rPr>
+        <w:t xml:space="preserve">     Watch for: A common mistake in Area of Trapezoids is skipping the key idea: "Area of a trapezoid = ½ × (base 1 + base 2) × height. We add the two bases first, then take half." — always check your work against this rule before you submit.</w:t>
       </w:r>
     </w:p>
     <w:p>
@@ -1723,7 +1962,43 @@
           <w:b/>
           <w:bCs/>
         </w:rPr>
-        <w:t xml:space="preserve">6. A. 32 cm²</w:t>
+        <w:t xml:space="preserve">6. onLevel — Spot the Common Mistake</w:t>
+      </w:r>
+    </w:p>
+    <w:p>
+      <w:pPr>
+        <w:spacing w:after="20" w:before="0"/>
+      </w:pPr>
+      <w:r>
+        <w:t xml:space="preserve">     The mistake is in Step 2.</w:t>
+      </w:r>
+    </w:p>
+    <w:p>
+      <w:pPr>
+        <w:spacing w:after="20" w:before="0"/>
+      </w:pPr>
+      <w:r>
+        <w:t xml:space="preserve">     Correct work: Follow the key idea: Area of a trapezoid = ½ × (base 1 + base 2) × height. We add the two bases first, then take half.</w:t>
+      </w:r>
+    </w:p>
+    <w:p>
+      <w:pPr>
+        <w:spacing w:after="40" w:before="0"/>
+      </w:pPr>
+      <w:r>
+        <w:rPr>
+          <w:b/>
+          <w:bCs/>
+        </w:rPr>
+        <w:t xml:space="preserve">7. A. 32 sq ft</w:t>
+      </w:r>
+    </w:p>
+    <w:p>
+      <w:pPr>
+        <w:spacing w:after="20" w:before="0"/>
+      </w:pPr>
+      <w:r>
+        <w:t xml:space="preserve">     Use A = ½ × (b1 + b2) × h = ½ × (6 + 10) × 4 = ½ × 16 × 4 = 32 sq ft.</w:t>
       </w:r>
     </w:p>
     <w:p>
@@ -1731,19 +2006,31 @@
         <w:spacing w:after="80" w:before="0"/>
       </w:pPr>
       <w:r>
-        <w:t xml:space="preserve">     Area = ½(b1 + b2)h = ½(6 + 10)(4) = ½ × 16 × 4 = 32 cm².</w:t>
-      </w:r>
-    </w:p>
-    <w:p>
-      <w:pPr>
-        <w:spacing w:after="40" w:before="0"/>
-      </w:pPr>
-      <w:r>
-        <w:rPr>
-          <w:b/>
-          <w:bCs/>
-        </w:rPr>
-        <w:t xml:space="preserve">7. A. 50 m²</w:t>
+        <w:rPr>
+          <w:i/>
+          <w:iCs/>
+        </w:rPr>
+        <w:t xml:space="preserve">     Watch for: A common mistake in Area of Trapezoids is skipping the key idea: "Area of a trapezoid = ½ × (base 1 + base 2) × height. We add the two bases first, then take half." — always check your work against this rule before you submit.</w:t>
+      </w:r>
+    </w:p>
+    <w:p>
+      <w:pPr>
+        <w:spacing w:after="40" w:before="0"/>
+      </w:pPr>
+      <w:r>
+        <w:rPr>
+          <w:b/>
+          <w:bCs/>
+        </w:rPr>
+        <w:t xml:space="preserve">8. A. 48 sq ft</w:t>
+      </w:r>
+    </w:p>
+    <w:p>
+      <w:pPr>
+        <w:spacing w:after="20" w:before="0"/>
+      </w:pPr>
+      <w:r>
+        <w:t xml:space="preserve">     A = ½ × (9 + 7) × 6 = ½ × 16 × 6 = ½ × 96 = 48 sq ft.</w:t>
       </w:r>
     </w:p>
     <w:p>
@@ -1751,47 +2038,131 @@
         <w:spacing w:after="80" w:before="0"/>
       </w:pPr>
       <w:r>
-        <w:t xml:space="preserve">     ½(8 + 12)(5) = ½ × 20 × 5 = 50 m².</w:t>
-      </w:r>
-    </w:p>
-    <w:p>
-      <w:pPr>
-        <w:spacing w:after="40" w:before="0"/>
-      </w:pPr>
-      <w:r>
-        <w:rPr>
-          <w:b/>
-          <w:bCs/>
-        </w:rPr>
-        <w:t xml:space="preserve">8. A. 6 in</w:t>
-      </w:r>
-    </w:p>
-    <w:p>
-      <w:pPr>
-        <w:spacing w:after="80" w:before="0"/>
-      </w:pPr>
-      <w:r>
-        <w:t xml:space="preserve">     36 = ½(5 + 7)h = 6h, so h = 6 in.</w:t>
-      </w:r>
-    </w:p>
-    <w:p>
-      <w:pPr>
-        <w:spacing w:after="40" w:before="0"/>
-      </w:pPr>
-      <w:r>
-        <w:rPr>
-          <w:b/>
-          <w:bCs/>
-        </w:rPr>
-        <w:t xml:space="preserve">9. A. It averages the two bases, then multiplies by the height</w:t>
-      </w:r>
-    </w:p>
-    <w:p>
-      <w:pPr>
-        <w:spacing w:after="80" w:before="0"/>
-      </w:pPr>
-      <w:r>
-        <w:t xml:space="preserve">     ½(b1 + b2) is the average of the two parallel sides, multiplied by the height.</w:t>
+        <w:rPr>
+          <w:i/>
+          <w:iCs/>
+        </w:rPr>
+        <w:t xml:space="preserve">     Watch for: A common mistake in Area of Trapezoids is skipping the key idea: "Area of a trapezoid = ½ × (base 1 + base 2) × height. We add the two bases first, then take half." — always check your work against this rule before you submit.</w:t>
+      </w:r>
+    </w:p>
+    <w:p>
+      <w:pPr>
+        <w:spacing w:after="40" w:before="0"/>
+      </w:pPr>
+      <w:r>
+        <w:rPr>
+          <w:b/>
+          <w:bCs/>
+        </w:rPr>
+        <w:t xml:space="preserve">9. Correct groups:</w:t>
+      </w:r>
+    </w:p>
+    <w:p>
+      <w:pPr>
+        <w:spacing w:after="20" w:before="0"/>
+      </w:pPr>
+      <w:r>
+        <w:t xml:space="preserve">     Window: b1=8, b2=6, h=5 → A=35 → 40 sq ft of glass or less</w:t>
+      </w:r>
+    </w:p>
+    <w:p>
+      <w:pPr>
+        <w:spacing w:after="20" w:before="0"/>
+      </w:pPr>
+      <w:r>
+        <w:t xml:space="preserve">     Window: b1=10, b2=8, h=6 → A=54 → More than 40 sq ft of glass</w:t>
+      </w:r>
+    </w:p>
+    <w:p>
+      <w:pPr>
+        <w:spacing w:after="20" w:before="0"/>
+      </w:pPr>
+      <w:r>
+        <w:t xml:space="preserve">     Window: b1=4, b2=2, h=9 → A=27 → 40 sq ft of glass or less</w:t>
+      </w:r>
+    </w:p>
+    <w:p>
+      <w:pPr>
+        <w:spacing w:after="20" w:before="0"/>
+      </w:pPr>
+      <w:r>
+        <w:t xml:space="preserve">     Window: b1=11, b2=9, h=5 → A=50 → More than 40 sq ft of glass</w:t>
+      </w:r>
+    </w:p>
+    <w:p>
+      <w:pPr>
+        <w:spacing w:after="20" w:before="0"/>
+      </w:pPr>
+      <w:r>
+        <w:t xml:space="preserve">     Window: b1=7, b2=3, h=6 → A=30 → 40 sq ft of glass or less</w:t>
+      </w:r>
+    </w:p>
+    <w:p>
+      <w:pPr>
+        <w:spacing w:after="20" w:before="0"/>
+      </w:pPr>
+      <w:r>
+        <w:t xml:space="preserve">     Window: b1=13, b2=7, h=8 → A=80 → More than 40 sq ft of glass</w:t>
+      </w:r>
+    </w:p>
+    <w:p>
+      <w:pPr>
+        <w:spacing w:after="40" w:before="0"/>
+      </w:pPr>
+      <w:r>
+        <w:t xml:space="preserve"/>
+      </w:r>
+    </w:p>
+    <w:p>
+      <w:pPr>
+        <w:spacing w:after="40" w:before="0"/>
+      </w:pPr>
+      <w:r>
+        <w:rPr>
+          <w:b/>
+          <w:bCs/>
+        </w:rPr>
+        <w:t xml:space="preserve">10. Matches:</w:t>
+      </w:r>
+    </w:p>
+    <w:p>
+      <w:pPr>
+        <w:spacing w:after="20" w:before="0"/>
+      </w:pPr>
+      <w:r>
+        <w:t xml:space="preserve">     Trapezoid window b1=6, b2=4, h=3 → 15 sq ft</w:t>
+      </w:r>
+    </w:p>
+    <w:p>
+      <w:pPr>
+        <w:spacing w:after="20" w:before="0"/>
+      </w:pPr>
+      <w:r>
+        <w:t xml:space="preserve">     Trapezoid window b1=9, b2=5, h=4 → 28 sq ft</w:t>
+      </w:r>
+    </w:p>
+    <w:p>
+      <w:pPr>
+        <w:spacing w:after="20" w:before="0"/>
+      </w:pPr>
+      <w:r>
+        <w:t xml:space="preserve">     Trapezoid window b1=10, b2=6, h=5 → 40 sq ft</w:t>
+      </w:r>
+    </w:p>
+    <w:p>
+      <w:pPr>
+        <w:spacing w:after="20" w:before="0"/>
+      </w:pPr>
+      <w:r>
+        <w:t xml:space="preserve">     Trapezoid window b1=12, b2=8, h=6 → 60 sq ft</w:t>
+      </w:r>
+    </w:p>
+    <w:p>
+      <w:pPr>
+        <w:spacing w:after="40" w:before="0"/>
+      </w:pPr>
+      <w:r>
+        <w:t xml:space="preserve"/>
       </w:r>
     </w:p>
     <w:sectPr>

--- a/lessons/5-2/homework.docx
+++ b/lessons/5-2/homework.docx
@@ -1072,7 +1072,7 @@
           </w:tcPr>
           <w:p>
             <w:r>
-              <w:t xml:space="preserve">____  Trapezoid b₁=12, b₂=8, h=3</w:t>
+              <w:t xml:space="preserve">____  Trapezoid b₁=12, b₂=8, h=4</w:t>
             </w:r>
           </w:p>
         </w:tc>
@@ -1104,7 +1104,7 @@
           </w:tcPr>
           <w:p>
             <w:r>
-              <w:t xml:space="preserve">C. 30 sq units</w:t>
+              <w:t xml:space="preserve">C. 40 sq units</w:t>
             </w:r>
           </w:p>
         </w:tc>
@@ -1257,31 +1257,39 @@
           <w:b/>
           <w:bCs/>
         </w:rPr>
-        <w:t xml:space="preserve">6. onLevel — Spot the Common Mistake</w:t>
-      </w:r>
-    </w:p>
-    <w:p>
-      <w:pPr>
-        <w:spacing w:after="40" w:before="0"/>
-      </w:pPr>
-      <w:r>
-        <w:t xml:space="preserve">   Step 1 (Read): A student is working on Area of Trapezoids.</w:t>
-      </w:r>
-    </w:p>
-    <w:p>
-      <w:pPr>
-        <w:spacing w:after="40" w:before="0"/>
-      </w:pPr>
-      <w:r>
-        <w:t xml:space="preserve">   Step 2 (Attempt): They ignored the rule: Area of a trapezoid = ½ × (base 1 + base 2) × height. We add the two bases first, then take half.</w:t>
-      </w:r>
-    </w:p>
-    <w:p>
-      <w:pPr>
-        <w:spacing w:after="40" w:before="0"/>
-      </w:pPr>
-      <w:r>
-        <w:t xml:space="preserve">   Step 3 (Check): The answer does not match the math rule from class.</w:t>
+        <w:t xml:space="preserve">6. onLevel — Using the Wrong Height</w:t>
+      </w:r>
+    </w:p>
+    <w:p>
+      <w:pPr>
+        <w:spacing w:after="40" w:before="0"/>
+      </w:pPr>
+      <w:r>
+        <w:t xml:space="preserve">   Step 1 (Read the blueprint): A trapezoid window has b1 = 7 ft and b2 = 13 ft. The slanted side measures 10 ft, and the straight-up height between the bases is 6 ft.</w:t>
+      </w:r>
+    </w:p>
+    <w:p>
+      <w:pPr>
+        <w:spacing w:after="40" w:before="0"/>
+      </w:pPr>
+      <w:r>
+        <w:t xml:space="preserve">   Step 2 (Write the formula): A = ½ × (b1 + b2) × h</w:t>
+      </w:r>
+    </w:p>
+    <w:p>
+      <w:pPr>
+        <w:spacing w:after="40" w:before="0"/>
+      </w:pPr>
+      <w:r>
+        <w:t xml:space="preserve">   Step 3 (Substitute values): A = ½ × (7 + 13) × 10</w:t>
+      </w:r>
+    </w:p>
+    <w:p>
+      <w:pPr>
+        <w:spacing w:after="40" w:before="0"/>
+      </w:pPr>
+      <w:r>
+        <w:t xml:space="preserve">   Step 4 (Calculate): A = ½ × 20 × 10 = 100 sq ft</w:t>
       </w:r>
     </w:p>
     <w:p>
@@ -1730,7 +1738,7 @@
           <w:i/>
           <w:iCs/>
         </w:rPr>
-        <w:t xml:space="preserve">     Watch for: A common mistake in Area of Trapezoids is skipping the key idea: "Area of a trapezoid = ½ × (base 1 + base 2) × height. We add the two bases first, then take half." — always check your work against this rule before you submit.</w:t>
+        <w:t xml:space="preserve">     Watch for: A common mistake in Area of Trapezoids is forgetting the ½ in A = ½ × (b1 + b2) × h. After adding the bases and multiplying by the height, students stop there instead of taking half — for example, with bases 6 ft and 10 ft and a height of 4 ft, they compute (6 + 10) × 4 = 64 sq ft instead of taking half to get the correct 32 sq ft. That unhalved number is really the area of the parallelogram made from two trapezoids, not the area of one trapezoid. Before you submit, always ask: "Did I take half of my last answer?"</w:t>
       </w:r>
     </w:p>
     <w:p>
@@ -1762,7 +1770,7 @@
           <w:i/>
           <w:iCs/>
         </w:rPr>
-        <w:t xml:space="preserve">     Watch for: A common mistake in Area of Trapezoids is skipping the key idea: "Area of a trapezoid = ½ × (base 1 + base 2) × height. We add the two bases first, then take half." — always check your work against this rule before you submit.</w:t>
+        <w:t xml:space="preserve">     Watch for: A common mistake in Area of Trapezoids is forgetting the ½ in A = ½ × (b1 + b2) × h. After adding the bases and multiplying by the height, students stop there instead of taking half — for example, with bases 6 ft and 10 ft and a height of 4 ft, they compute (6 + 10) × 4 = 64 sq ft instead of taking half to get the correct 32 sq ft. That unhalved number is really the area of the parallelogram made from two trapezoids, not the area of one trapezoid. Before you submit, always ask: "Did I take half of my last answer?"</w:t>
       </w:r>
     </w:p>
     <w:p>
@@ -1850,7 +1858,7 @@
         <w:spacing w:after="20" w:before="0"/>
       </w:pPr>
       <w:r>
-        <w:t xml:space="preserve">     Trapezoid b₁=12, b₂=8, h=3 → 30 sq units</w:t>
+        <w:t xml:space="preserve">     Trapezoid b₁=12, b₂=8, h=4 → 40 sq units</w:t>
       </w:r>
     </w:p>
     <w:p>
@@ -1962,23 +1970,23 @@
           <w:b/>
           <w:bCs/>
         </w:rPr>
-        <w:t xml:space="preserve">6. onLevel — Spot the Common Mistake</w:t>
-      </w:r>
-    </w:p>
-    <w:p>
-      <w:pPr>
-        <w:spacing w:after="20" w:before="0"/>
-      </w:pPr>
-      <w:r>
-        <w:t xml:space="preserve">     The mistake is in Step 2.</w:t>
-      </w:r>
-    </w:p>
-    <w:p>
-      <w:pPr>
-        <w:spacing w:after="20" w:before="0"/>
-      </w:pPr>
-      <w:r>
-        <w:t xml:space="preserve">     Correct work: Follow the key idea: Area of a trapezoid = ½ × (base 1 + base 2) × height. We add the two bases first, then take half.</w:t>
+        <w:t xml:space="preserve">6. onLevel — Using the Wrong Height</w:t>
+      </w:r>
+    </w:p>
+    <w:p>
+      <w:pPr>
+        <w:spacing w:after="20" w:before="0"/>
+      </w:pPr>
+      <w:r>
+        <w:t xml:space="preserve">     The mistake is in Step 4.</w:t>
+      </w:r>
+    </w:p>
+    <w:p>
+      <w:pPr>
+        <w:spacing w:after="20" w:before="0"/>
+      </w:pPr>
+      <w:r>
+        <w:t xml:space="preserve">     Correct work: The student used the slanted side (10 ft) as the height instead of the true perpendicular height (6 ft). The height in the trapezoid formula must be measured straight up between the two bases, not along the slanted side. The correct area is A = ½ × (7 + 13) × 6 = ½ × 20 × 6 = 60 sq ft, not 100 sq ft.</w:t>
       </w:r>
     </w:p>
     <w:p>
@@ -2010,7 +2018,7 @@
           <w:i/>
           <w:iCs/>
         </w:rPr>
-        <w:t xml:space="preserve">     Watch for: A common mistake in Area of Trapezoids is skipping the key idea: "Area of a trapezoid = ½ × (base 1 + base 2) × height. We add the two bases first, then take half." — always check your work against this rule before you submit.</w:t>
+        <w:t xml:space="preserve">     Watch for: A common mistake in Area of Trapezoids is forgetting the ½ in A = ½ × (b1 + b2) × h. After adding the bases and multiplying by the height, students stop there instead of taking half — for example, with bases 6 ft and 10 ft and a height of 4 ft, they compute (6 + 10) × 4 = 64 sq ft instead of taking half to get the correct 32 sq ft. That unhalved number is really the area of the parallelogram made from two trapezoids, not the area of one trapezoid. Before you submit, always ask: "Did I take half of my last answer?"</w:t>
       </w:r>
     </w:p>
     <w:p>
@@ -2042,7 +2050,7 @@
           <w:i/>
           <w:iCs/>
         </w:rPr>
-        <w:t xml:space="preserve">     Watch for: A common mistake in Area of Trapezoids is skipping the key idea: "Area of a trapezoid = ½ × (base 1 + base 2) × height. We add the two bases first, then take half." — always check your work against this rule before you submit.</w:t>
+        <w:t xml:space="preserve">     Watch for: A common mistake in Area of Trapezoids is forgetting the ½ in A = ½ × (b1 + b2) × h. After adding the bases and multiplying by the height, students stop there instead of taking half — for example, with bases 6 ft and 10 ft and a height of 4 ft, they compute (6 + 10) × 4 = 64 sq ft instead of taking half to get the correct 32 sq ft. That unhalved number is really the area of the parallelogram made from two trapezoids, not the area of one trapezoid. Before you submit, always ask: "Did I take half of my last answer?"</w:t>
       </w:r>
     </w:p>
     <w:p>

--- a/lessons/5-2/homework.docx
+++ b/lessons/5-2/homework.docx
@@ -12,7 +12,7 @@
           <w:b/>
           <w:bCs/>
         </w:rPr>
-        <w:t xml:space="preserve">Area of Trapezoids — Homework</w:t>
+        <w:t xml:space="preserve">Area of Triangles — Homework</w:t>
       </w:r>
     </w:p>
     <w:p>
@@ -24,7 +24,7 @@
           <w:i/>
           <w:iCs/>
         </w:rPr>
-        <w:t xml:space="preserve">Lesson 5-2  •  Standard 6.GR.1</w:t>
+        <w:t xml:space="preserve">Lesson 5-3  •  Standard 6.GR.1</w:t>
       </w:r>
     </w:p>
     <w:p>
@@ -80,7 +80,7 @@
         <w:spacing w:after="60" w:before="0"/>
       </w:pPr>
       <w:r>
-        <w:t xml:space="preserve">Content: I can find the area of a trapezoid using the formula A = ½(b1 + b2) × h.</w:t>
+        <w:t xml:space="preserve">Content: I can find the area of a triangle using the formula A = ½ × base × height.</w:t>
       </w:r>
     </w:p>
     <w:p>
@@ -88,7 +88,7 @@
         <w:spacing w:after="60" w:before="0"/>
       </w:pPr>
       <w:r>
-        <w:t xml:space="preserve">Language: I can explain my steps using the words trapezoid, base, height, and area.</w:t>
+        <w:t xml:space="preserve">Language: I can explain my steps using the words base, height, area, and perpendicular.</w:t>
       </w:r>
     </w:p>
     <w:p>
@@ -161,136 +161,10 @@
           <w:b/>
           <w:bCs/>
         </w:rPr>
-        <w:t xml:space="preserve">Trapezoid (Trapecio)</w:t>
-      </w:r>
-      <w:r>
-        <w:t xml:space="preserve"> — A four-sided shape with just one pair of parallel sides.</w:t>
-      </w:r>
-    </w:p>
-    <w:p>
-      <w:pPr>
-        <w:keepNext/>
-        <w:spacing w:after="20" w:before="80"/>
-        <w:jc w:val="center"/>
-      </w:pPr>
-      <w:r>
-        <w:drawing>
-          <wp:inline distT="0" distB="0" distL="0" distR="0">
-            <wp:extent cx="1047750" cy="790575"/>
-            <wp:effectExtent t="0" r="0" b="0" l="0"/>
-            <wp:docPr id="1" name="" descr="" title=""/>
-            <wp:cNvGraphicFramePr>
-              <a:graphicFrameLocks xmlns:a="http://schemas.openxmlformats.org/drawingml/2006/main" noChangeAspect="1"/>
-            </wp:cNvGraphicFramePr>
-            <a:graphic xmlns:a="http://schemas.openxmlformats.org/drawingml/2006/main">
-              <a:graphicData uri="http://schemas.openxmlformats.org/drawingml/2006/picture">
-                <pic:pic xmlns:pic="http://schemas.openxmlformats.org/drawingml/2006/picture">
-                  <pic:nvPicPr>
-                    <pic:cNvPr id="0" name="" descr=""/>
-                    <pic:cNvPicPr>
-                      <a:picLocks noChangeAspect="1" noChangeArrowheads="1"/>
-                    </pic:cNvPicPr>
-                  </pic:nvPicPr>
-                  <pic:blipFill>
-                    <a:blip r:embed="rId7" cstate="none"/>
-                    <a:srcRect/>
-                    <a:stretch>
-                      <a:fillRect/>
-                    </a:stretch>
-                  </pic:blipFill>
-                  <pic:spPr bwMode="auto">
-                    <a:xfrm>
-                      <a:off x="0" y="0"/>
-                      <a:ext cx="1047750" cy="790575"/>
-                    </a:xfrm>
-                    <a:prstGeom prst="rect">
-                      <a:avLst/>
-                    </a:prstGeom>
-                  </pic:spPr>
-                </pic:pic>
-              </a:graphicData>
-            </a:graphic>
-          </wp:inline>
-        </w:drawing>
-      </w:r>
-    </w:p>
-    <w:p>
-      <w:pPr>
-        <w:keepNext/>
-        <w:spacing w:after="120"/>
-      </w:pPr>
-      <w:r>
-        <w:rPr>
-          <w:b/>
-          <w:bCs/>
-        </w:rPr>
-        <w:t xml:space="preserve">Base 1 (b1) (Base 1 (b1))</w:t>
-      </w:r>
-      <w:r>
-        <w:t xml:space="preserve"> — One of the two parallel sides of a trapezoid.</w:t>
-      </w:r>
-    </w:p>
-    <w:p>
-      <w:pPr>
-        <w:keepNext/>
-        <w:spacing w:after="20" w:before="80"/>
-        <w:jc w:val="center"/>
-      </w:pPr>
-      <w:r>
-        <w:drawing>
-          <wp:inline distT="0" distB="0" distL="0" distR="0">
-            <wp:extent cx="1047750" cy="790575"/>
-            <wp:effectExtent t="0" r="0" b="0" l="0"/>
-            <wp:docPr id="1" name="" descr="" title=""/>
-            <wp:cNvGraphicFramePr>
-              <a:graphicFrameLocks xmlns:a="http://schemas.openxmlformats.org/drawingml/2006/main" noChangeAspect="1"/>
-            </wp:cNvGraphicFramePr>
-            <a:graphic xmlns:a="http://schemas.openxmlformats.org/drawingml/2006/main">
-              <a:graphicData uri="http://schemas.openxmlformats.org/drawingml/2006/picture">
-                <pic:pic xmlns:pic="http://schemas.openxmlformats.org/drawingml/2006/picture">
-                  <pic:nvPicPr>
-                    <pic:cNvPr id="0" name="" descr=""/>
-                    <pic:cNvPicPr>
-                      <a:picLocks noChangeAspect="1" noChangeArrowheads="1"/>
-                    </pic:cNvPicPr>
-                  </pic:nvPicPr>
-                  <pic:blipFill>
-                    <a:blip r:embed="rId7" cstate="none"/>
-                    <a:srcRect/>
-                    <a:stretch>
-                      <a:fillRect/>
-                    </a:stretch>
-                  </pic:blipFill>
-                  <pic:spPr bwMode="auto">
-                    <a:xfrm>
-                      <a:off x="0" y="0"/>
-                      <a:ext cx="1047750" cy="790575"/>
-                    </a:xfrm>
-                    <a:prstGeom prst="rect">
-                      <a:avLst/>
-                    </a:prstGeom>
-                  </pic:spPr>
-                </pic:pic>
-              </a:graphicData>
-            </a:graphic>
-          </wp:inline>
-        </w:drawing>
-      </w:r>
-    </w:p>
-    <w:p>
-      <w:pPr>
-        <w:keepNext/>
-        <w:spacing w:after="120"/>
-      </w:pPr>
-      <w:r>
-        <w:rPr>
-          <w:b/>
-          <w:bCs/>
-        </w:rPr>
-        <w:t xml:space="preserve">Base 2 (b2) (Base 2 (b2))</w:t>
-      </w:r>
-      <w:r>
-        <w:t xml:space="preserve"> — The other parallel side of a trapezoid.</w:t>
+        <w:t xml:space="preserve">Base (Base)</w:t>
+      </w:r>
+      <w:r>
+        <w:t xml:space="preserve"> — A side of the triangle you use to find the area.</w:t>
       </w:r>
     </w:p>
     <w:p>
@@ -353,7 +227,7 @@
         <w:t xml:space="preserve">Height (Altura)</w:t>
       </w:r>
       <w:r>
-        <w:t xml:space="preserve"> — The straight-up distance between the two parallel sides.</w:t>
+        <w:t xml:space="preserve"> — The straight-up distance from the base to the top corner.</w:t>
       </w:r>
     </w:p>
     <w:p>
@@ -421,6 +295,195 @@
     </w:p>
     <w:p>
       <w:pPr>
+        <w:keepNext/>
+        <w:spacing w:after="20" w:before="80"/>
+        <w:jc w:val="center"/>
+      </w:pPr>
+      <w:r>
+        <w:drawing>
+          <wp:inline distT="0" distB="0" distL="0" distR="0">
+            <wp:extent cx="1047750" cy="790575"/>
+            <wp:effectExtent t="0" r="0" b="0" l="0"/>
+            <wp:docPr id="1" name="" descr="" title=""/>
+            <wp:cNvGraphicFramePr>
+              <a:graphicFrameLocks xmlns:a="http://schemas.openxmlformats.org/drawingml/2006/main" noChangeAspect="1"/>
+            </wp:cNvGraphicFramePr>
+            <a:graphic xmlns:a="http://schemas.openxmlformats.org/drawingml/2006/main">
+              <a:graphicData uri="http://schemas.openxmlformats.org/drawingml/2006/picture">
+                <pic:pic xmlns:pic="http://schemas.openxmlformats.org/drawingml/2006/picture">
+                  <pic:nvPicPr>
+                    <pic:cNvPr id="0" name="" descr=""/>
+                    <pic:cNvPicPr>
+                      <a:picLocks noChangeAspect="1" noChangeArrowheads="1"/>
+                    </pic:cNvPicPr>
+                  </pic:nvPicPr>
+                  <pic:blipFill>
+                    <a:blip r:embed="rId10" cstate="none"/>
+                    <a:srcRect/>
+                    <a:stretch>
+                      <a:fillRect/>
+                    </a:stretch>
+                  </pic:blipFill>
+                  <pic:spPr bwMode="auto">
+                    <a:xfrm>
+                      <a:off x="0" y="0"/>
+                      <a:ext cx="1047750" cy="790575"/>
+                    </a:xfrm>
+                    <a:prstGeom prst="rect">
+                      <a:avLst/>
+                    </a:prstGeom>
+                  </pic:spPr>
+                </pic:pic>
+              </a:graphicData>
+            </a:graphic>
+          </wp:inline>
+        </w:drawing>
+      </w:r>
+    </w:p>
+    <w:p>
+      <w:pPr>
+        <w:keepNext/>
+        <w:spacing w:after="120"/>
+      </w:pPr>
+      <w:r>
+        <w:rPr>
+          <w:b/>
+          <w:bCs/>
+        </w:rPr>
+        <w:t xml:space="preserve">Perpendicular (Perpendicular)</w:t>
+      </w:r>
+      <w:r>
+        <w:t xml:space="preserve"> — Two lines that meet to make a square corner (90 degrees).</w:t>
+      </w:r>
+    </w:p>
+    <w:p>
+      <w:pPr>
+        <w:keepNext/>
+        <w:spacing w:after="20" w:before="80"/>
+        <w:jc w:val="center"/>
+      </w:pPr>
+      <w:r>
+        <w:drawing>
+          <wp:inline distT="0" distB="0" distL="0" distR="0">
+            <wp:extent cx="1047750" cy="790575"/>
+            <wp:effectExtent t="0" r="0" b="0" l="0"/>
+            <wp:docPr id="1" name="" descr="" title=""/>
+            <wp:cNvGraphicFramePr>
+              <a:graphicFrameLocks xmlns:a="http://schemas.openxmlformats.org/drawingml/2006/main" noChangeAspect="1"/>
+            </wp:cNvGraphicFramePr>
+            <a:graphic xmlns:a="http://schemas.openxmlformats.org/drawingml/2006/main">
+              <a:graphicData uri="http://schemas.openxmlformats.org/drawingml/2006/picture">
+                <pic:pic xmlns:pic="http://schemas.openxmlformats.org/drawingml/2006/picture">
+                  <pic:nvPicPr>
+                    <pic:cNvPr id="0" name="" descr=""/>
+                    <pic:cNvPicPr>
+                      <a:picLocks noChangeAspect="1" noChangeArrowheads="1"/>
+                    </pic:cNvPicPr>
+                  </pic:nvPicPr>
+                  <pic:blipFill>
+                    <a:blip r:embed="rId11" cstate="none"/>
+                    <a:srcRect/>
+                    <a:stretch>
+                      <a:fillRect/>
+                    </a:stretch>
+                  </pic:blipFill>
+                  <pic:spPr bwMode="auto">
+                    <a:xfrm>
+                      <a:off x="0" y="0"/>
+                      <a:ext cx="1047750" cy="790575"/>
+                    </a:xfrm>
+                    <a:prstGeom prst="rect">
+                      <a:avLst/>
+                    </a:prstGeom>
+                  </pic:spPr>
+                </pic:pic>
+              </a:graphicData>
+            </a:graphic>
+          </wp:inline>
+        </w:drawing>
+      </w:r>
+    </w:p>
+    <w:p>
+      <w:pPr>
+        <w:keepNext/>
+        <w:spacing w:after="120"/>
+      </w:pPr>
+      <w:r>
+        <w:rPr>
+          <w:b/>
+          <w:bCs/>
+        </w:rPr>
+        <w:t xml:space="preserve">Composite figure (Figura compuesta)</w:t>
+      </w:r>
+      <w:r>
+        <w:t xml:space="preserve"> — A shape made by putting two or more simple shapes together.</w:t>
+      </w:r>
+    </w:p>
+    <w:p>
+      <w:pPr>
+        <w:keepNext/>
+        <w:spacing w:after="20" w:before="80"/>
+        <w:jc w:val="center"/>
+      </w:pPr>
+      <w:r>
+        <w:drawing>
+          <wp:inline distT="0" distB="0" distL="0" distR="0">
+            <wp:extent cx="1047750" cy="790575"/>
+            <wp:effectExtent t="0" r="0" b="0" l="0"/>
+            <wp:docPr id="1" name="" descr="" title=""/>
+            <wp:cNvGraphicFramePr>
+              <a:graphicFrameLocks xmlns:a="http://schemas.openxmlformats.org/drawingml/2006/main" noChangeAspect="1"/>
+            </wp:cNvGraphicFramePr>
+            <a:graphic xmlns:a="http://schemas.openxmlformats.org/drawingml/2006/main">
+              <a:graphicData uri="http://schemas.openxmlformats.org/drawingml/2006/picture">
+                <pic:pic xmlns:pic="http://schemas.openxmlformats.org/drawingml/2006/picture">
+                  <pic:nvPicPr>
+                    <pic:cNvPr id="0" name="" descr=""/>
+                    <pic:cNvPicPr>
+                      <a:picLocks noChangeAspect="1" noChangeArrowheads="1"/>
+                    </pic:cNvPicPr>
+                  </pic:nvPicPr>
+                  <pic:blipFill>
+                    <a:blip r:embed="rId12" cstate="none"/>
+                    <a:srcRect/>
+                    <a:stretch>
+                      <a:fillRect/>
+                    </a:stretch>
+                  </pic:blipFill>
+                  <pic:spPr bwMode="auto">
+                    <a:xfrm>
+                      <a:off x="0" y="0"/>
+                      <a:ext cx="1047750" cy="790575"/>
+                    </a:xfrm>
+                    <a:prstGeom prst="rect">
+                      <a:avLst/>
+                    </a:prstGeom>
+                  </pic:spPr>
+                </pic:pic>
+              </a:graphicData>
+            </a:graphic>
+          </wp:inline>
+        </w:drawing>
+      </w:r>
+    </w:p>
+    <w:p>
+      <w:pPr>
+        <w:keepNext/>
+        <w:spacing w:after="120"/>
+      </w:pPr>
+      <w:r>
+        <w:rPr>
+          <w:b/>
+          <w:bCs/>
+        </w:rPr>
+        <w:t xml:space="preserve">Formula (Fórmula)</w:t>
+      </w:r>
+      <w:r>
+        <w:t xml:space="preserve"> — A math rule written with symbols.</w:t>
+      </w:r>
+    </w:p>
+    <w:p>
+      <w:pPr>
         <w:pStyle w:val="Heading2"/>
         <w:spacing w:after="120" w:before="240"/>
       </w:pPr>
@@ -453,39 +516,39 @@
           <w:b/>
           <w:bCs/>
         </w:rPr>
-        <w:t xml:space="preserve">1. What is the area of a trapezoid with bases 6 cm and 10 cm, and height 4 cm?</w:t>
-      </w:r>
-    </w:p>
-    <w:p>
-      <w:pPr>
-        <w:spacing w:after="40" w:before="0"/>
-      </w:pPr>
-      <w:r>
-        <w:t xml:space="preserve">     A. 32 sq cm</w:t>
-      </w:r>
-    </w:p>
-    <w:p>
-      <w:pPr>
-        <w:spacing w:after="40" w:before="0"/>
-      </w:pPr>
-      <w:r>
-        <w:t xml:space="preserve">     B. 64 sq cm</w:t>
-      </w:r>
-    </w:p>
-    <w:p>
-      <w:pPr>
-        <w:spacing w:after="40" w:before="0"/>
-      </w:pPr>
-      <w:r>
-        <w:t xml:space="preserve">     C. 24 sq cm</w:t>
-      </w:r>
-    </w:p>
-    <w:p>
-      <w:pPr>
-        <w:spacing w:after="40" w:before="0"/>
-      </w:pPr>
-      <w:r>
-        <w:t xml:space="preserve">     D. 40 sq cm</w:t>
+        <w:t xml:space="preserve">1. What is the area of a triangle with base 10 cm and height 6 cm?</w:t>
+      </w:r>
+    </w:p>
+    <w:p>
+      <w:pPr>
+        <w:spacing w:after="40" w:before="0"/>
+      </w:pPr>
+      <w:r>
+        <w:t xml:space="preserve">     A. 30 sq cm</w:t>
+      </w:r>
+    </w:p>
+    <w:p>
+      <w:pPr>
+        <w:spacing w:after="40" w:before="0"/>
+      </w:pPr>
+      <w:r>
+        <w:t xml:space="preserve">     B. 60 sq cm</w:t>
+      </w:r>
+    </w:p>
+    <w:p>
+      <w:pPr>
+        <w:spacing w:after="40" w:before="0"/>
+      </w:pPr>
+      <w:r>
+        <w:t xml:space="preserve">     C. 16 sq cm</w:t>
+      </w:r>
+    </w:p>
+    <w:p>
+      <w:pPr>
+        <w:spacing w:after="40" w:before="0"/>
+      </w:pPr>
+      <w:r>
+        <w:t xml:space="preserve">     D. 30 cm</w:t>
       </w:r>
     </w:p>
     <w:p>
@@ -508,39 +571,39 @@
           <w:b/>
           <w:bCs/>
         </w:rPr>
-        <w:t xml:space="preserve">2. A trapezoid has an area of 45 sq ft, bases of 7 ft and 11 ft. What is the height?</w:t>
-      </w:r>
-    </w:p>
-    <w:p>
-      <w:pPr>
-        <w:spacing w:after="40" w:before="0"/>
-      </w:pPr>
-      <w:r>
-        <w:t xml:space="preserve">     A. 5 ft</w:t>
-      </w:r>
-    </w:p>
-    <w:p>
-      <w:pPr>
-        <w:spacing w:after="40" w:before="0"/>
-      </w:pPr>
-      <w:r>
-        <w:t xml:space="preserve">     B. 9 ft</w:t>
-      </w:r>
-    </w:p>
-    <w:p>
-      <w:pPr>
-        <w:spacing w:after="40" w:before="0"/>
-      </w:pPr>
-      <w:r>
-        <w:t xml:space="preserve">     C. 3 ft</w:t>
-      </w:r>
-    </w:p>
-    <w:p>
-      <w:pPr>
-        <w:spacing w:after="40" w:before="0"/>
-      </w:pPr>
-      <w:r>
-        <w:t xml:space="preserve">     D. 10 ft</w:t>
+        <w:t xml:space="preserve">2. A triangle has an area of 24 sq ft and a base of 8 ft. What is the height?</w:t>
+      </w:r>
+    </w:p>
+    <w:p>
+      <w:pPr>
+        <w:spacing w:after="40" w:before="0"/>
+      </w:pPr>
+      <w:r>
+        <w:t xml:space="preserve">     A. 6 ft</w:t>
+      </w:r>
+    </w:p>
+    <w:p>
+      <w:pPr>
+        <w:spacing w:after="40" w:before="0"/>
+      </w:pPr>
+      <w:r>
+        <w:t xml:space="preserve">     B. 3 ft</w:t>
+      </w:r>
+    </w:p>
+    <w:p>
+      <w:pPr>
+        <w:spacing w:after="40" w:before="0"/>
+      </w:pPr>
+      <w:r>
+        <w:t xml:space="preserve">     C. 16 ft</w:t>
+      </w:r>
+    </w:p>
+    <w:p>
+      <w:pPr>
+        <w:spacing w:after="40" w:before="0"/>
+      </w:pPr>
+      <w:r>
+        <w:t xml:space="preserve">     D. 12 ft</w:t>
       </w:r>
     </w:p>
     <w:p>
@@ -583,7 +646,6 @@
         <w:gridCol w:w="100"/>
         <w:gridCol w:w="100"/>
         <w:gridCol w:w="100"/>
-        <w:gridCol w:w="100"/>
       </w:tblGrid>
       <w:tr>
         <w:trPr>
@@ -591,7 +653,7 @@
         </w:trPr>
         <w:tc>
           <w:tcPr>
-            <w:tcW w:type="pct" w:w="20%"/>
+            <w:tcW w:type="pct" w:w="25%"/>
           </w:tcPr>
           <w:p>
             <w:r>
@@ -599,13 +661,13 @@
                 <w:b/>
                 <w:bCs/>
               </w:rPr>
-              <w:t xml:space="preserve">Trapezoid</w:t>
-            </w:r>
-          </w:p>
-        </w:tc>
-        <w:tc>
-          <w:tcPr>
-            <w:tcW w:type="pct" w:w="20%"/>
+              <w:t xml:space="preserve">Triangle</w:t>
+            </w:r>
+          </w:p>
+        </w:tc>
+        <w:tc>
+          <w:tcPr>
+            <w:tcW w:type="pct" w:w="25%"/>
           </w:tcPr>
           <w:p>
             <w:r>
@@ -613,27 +675,13 @@
                 <w:b/>
                 <w:bCs/>
               </w:rPr>
-              <w:t xml:space="preserve">Base 1</w:t>
-            </w:r>
-          </w:p>
-        </w:tc>
-        <w:tc>
-          <w:tcPr>
-            <w:tcW w:type="pct" w:w="20%"/>
-          </w:tcPr>
-          <w:p>
-            <w:r>
-              <w:rPr>
-                <w:b/>
-                <w:bCs/>
-              </w:rPr>
-              <w:t xml:space="preserve">Base 2</w:t>
-            </w:r>
-          </w:p>
-        </w:tc>
-        <w:tc>
-          <w:tcPr>
-            <w:tcW w:type="pct" w:w="20%"/>
+              <w:t xml:space="preserve">Base</w:t>
+            </w:r>
+          </w:p>
+        </w:tc>
+        <w:tc>
+          <w:tcPr>
+            <w:tcW w:type="pct" w:w="25%"/>
           </w:tcPr>
           <w:p>
             <w:r>
@@ -647,7 +695,7 @@
         </w:tc>
         <w:tc>
           <w:tcPr>
-            <w:tcW w:type="pct" w:w="20%"/>
+            <w:tcW w:type="pct" w:w="25%"/>
           </w:tcPr>
           <w:p>
             <w:r>
@@ -663,7 +711,7 @@
       <w:tr>
         <w:tc>
           <w:tcPr>
-            <w:tcW w:type="pct" w:w="20%"/>
+            <w:tcW w:type="pct" w:w="25%"/>
           </w:tcPr>
           <w:p>
             <w:r>
@@ -671,13 +719,27 @@
                 <w:b w:val="false"/>
                 <w:bCs w:val="false"/>
               </w:rPr>
-              <w:t xml:space="preserve">Window A</w:t>
-            </w:r>
-          </w:p>
-        </w:tc>
-        <w:tc>
-          <w:tcPr>
-            <w:tcW w:type="pct" w:w="20%"/>
+              <w:t xml:space="preserve">Garden A</w:t>
+            </w:r>
+          </w:p>
+        </w:tc>
+        <w:tc>
+          <w:tcPr>
+            <w:tcW w:type="pct" w:w="25%"/>
+          </w:tcPr>
+          <w:p>
+            <w:r>
+              <w:rPr>
+                <w:b w:val="false"/>
+                <w:bCs w:val="false"/>
+              </w:rPr>
+              <w:t xml:space="preserve">12 ft</w:t>
+            </w:r>
+          </w:p>
+        </w:tc>
+        <w:tc>
+          <w:tcPr>
+            <w:tcW w:type="pct" w:w="25%"/>
           </w:tcPr>
           <w:p>
             <w:r>
@@ -691,7 +753,167 @@
         </w:tc>
         <w:tc>
           <w:tcPr>
-            <w:tcW w:type="pct" w:w="20%"/>
+            <w:tcW w:type="pct" w:w="25%"/>
+          </w:tcPr>
+          <w:p>
+            <w:r>
+              <w:rPr>
+                <w:b w:val="false"/>
+                <w:bCs w:val="false"/>
+              </w:rPr>
+              <w:t xml:space="preserve"> </w:t>
+            </w:r>
+          </w:p>
+        </w:tc>
+      </w:tr>
+      <w:tr>
+        <w:tc>
+          <w:tcPr>
+            <w:tcW w:type="pct" w:w="25%"/>
+          </w:tcPr>
+          <w:p>
+            <w:r>
+              <w:rPr>
+                <w:b w:val="false"/>
+                <w:bCs w:val="false"/>
+              </w:rPr>
+              <w:t xml:space="preserve">Garden B</w:t>
+            </w:r>
+          </w:p>
+        </w:tc>
+        <w:tc>
+          <w:tcPr>
+            <w:tcW w:type="pct" w:w="25%"/>
+          </w:tcPr>
+          <w:p>
+            <w:r>
+              <w:rPr>
+                <w:b w:val="false"/>
+                <w:bCs w:val="false"/>
+              </w:rPr>
+              <w:t xml:space="preserve">9 ft</w:t>
+            </w:r>
+          </w:p>
+        </w:tc>
+        <w:tc>
+          <w:tcPr>
+            <w:tcW w:type="pct" w:w="25%"/>
+          </w:tcPr>
+          <w:p>
+            <w:r>
+              <w:rPr>
+                <w:b w:val="false"/>
+                <w:bCs w:val="false"/>
+              </w:rPr>
+              <w:t xml:space="preserve"> </w:t>
+            </w:r>
+          </w:p>
+        </w:tc>
+        <w:tc>
+          <w:tcPr>
+            <w:tcW w:type="pct" w:w="25%"/>
+          </w:tcPr>
+          <w:p>
+            <w:r>
+              <w:rPr>
+                <w:b w:val="false"/>
+                <w:bCs w:val="false"/>
+              </w:rPr>
+              <w:t xml:space="preserve">27 sq ft</w:t>
+            </w:r>
+          </w:p>
+        </w:tc>
+      </w:tr>
+      <w:tr>
+        <w:tc>
+          <w:tcPr>
+            <w:tcW w:type="pct" w:w="25%"/>
+          </w:tcPr>
+          <w:p>
+            <w:r>
+              <w:rPr>
+                <w:b w:val="false"/>
+                <w:bCs w:val="false"/>
+              </w:rPr>
+              <w:t xml:space="preserve">Garden C</w:t>
+            </w:r>
+          </w:p>
+        </w:tc>
+        <w:tc>
+          <w:tcPr>
+            <w:tcW w:type="pct" w:w="25%"/>
+          </w:tcPr>
+          <w:p>
+            <w:r>
+              <w:rPr>
+                <w:b w:val="false"/>
+                <w:bCs w:val="false"/>
+              </w:rPr>
+              <w:t xml:space="preserve"> </w:t>
+            </w:r>
+          </w:p>
+        </w:tc>
+        <w:tc>
+          <w:tcPr>
+            <w:tcW w:type="pct" w:w="25%"/>
+          </w:tcPr>
+          <w:p>
+            <w:r>
+              <w:rPr>
+                <w:b w:val="false"/>
+                <w:bCs w:val="false"/>
+              </w:rPr>
+              <w:t xml:space="preserve">10 ft</w:t>
+            </w:r>
+          </w:p>
+        </w:tc>
+        <w:tc>
+          <w:tcPr>
+            <w:tcW w:type="pct" w:w="25%"/>
+          </w:tcPr>
+          <w:p>
+            <w:r>
+              <w:rPr>
+                <w:b w:val="false"/>
+                <w:bCs w:val="false"/>
+              </w:rPr>
+              <w:t xml:space="preserve">35 sq ft</w:t>
+            </w:r>
+          </w:p>
+        </w:tc>
+      </w:tr>
+      <w:tr>
+        <w:tc>
+          <w:tcPr>
+            <w:tcW w:type="pct" w:w="25%"/>
+          </w:tcPr>
+          <w:p>
+            <w:r>
+              <w:rPr>
+                <w:b w:val="false"/>
+                <w:bCs w:val="false"/>
+              </w:rPr>
+              <w:t xml:space="preserve">Garden D</w:t>
+            </w:r>
+          </w:p>
+        </w:tc>
+        <w:tc>
+          <w:tcPr>
+            <w:tcW w:type="pct" w:w="25%"/>
+          </w:tcPr>
+          <w:p>
+            <w:r>
+              <w:rPr>
+                <w:b w:val="false"/>
+                <w:bCs w:val="false"/>
+              </w:rPr>
+              <w:t xml:space="preserve">15 ft</w:t>
+            </w:r>
+          </w:p>
+        </w:tc>
+        <w:tc>
+          <w:tcPr>
+            <w:tcW w:type="pct" w:w="25%"/>
           </w:tcPr>
           <w:p>
             <w:r>
@@ -705,21 +927,7 @@
         </w:tc>
         <w:tc>
           <w:tcPr>
-            <w:tcW w:type="pct" w:w="20%"/>
-          </w:tcPr>
-          <w:p>
-            <w:r>
-              <w:rPr>
-                <w:b w:val="false"/>
-                <w:bCs w:val="false"/>
-              </w:rPr>
-              <w:t xml:space="preserve">5 ft</w:t>
-            </w:r>
-          </w:p>
-        </w:tc>
-        <w:tc>
-          <w:tcPr>
-            <w:tcW w:type="pct" w:w="20%"/>
+            <w:tcW w:type="pct" w:w="25%"/>
           </w:tcPr>
           <w:p>
             <w:r>
@@ -732,222 +940,6 @@
           </w:p>
         </w:tc>
       </w:tr>
-      <w:tr>
-        <w:tc>
-          <w:tcPr>
-            <w:tcW w:type="pct" w:w="20%"/>
-          </w:tcPr>
-          <w:p>
-            <w:r>
-              <w:rPr>
-                <w:b w:val="false"/>
-                <w:bCs w:val="false"/>
-              </w:rPr>
-              <w:t xml:space="preserve">Window B</w:t>
-            </w:r>
-          </w:p>
-        </w:tc>
-        <w:tc>
-          <w:tcPr>
-            <w:tcW w:type="pct" w:w="20%"/>
-          </w:tcPr>
-          <w:p>
-            <w:r>
-              <w:rPr>
-                <w:b w:val="false"/>
-                <w:bCs w:val="false"/>
-              </w:rPr>
-              <w:t xml:space="preserve">12 ft</w:t>
-            </w:r>
-          </w:p>
-        </w:tc>
-        <w:tc>
-          <w:tcPr>
-            <w:tcW w:type="pct" w:w="20%"/>
-          </w:tcPr>
-          <w:p>
-            <w:r>
-              <w:rPr>
-                <w:b w:val="false"/>
-                <w:bCs w:val="false"/>
-              </w:rPr>
-              <w:t xml:space="preserve">6 ft</w:t>
-            </w:r>
-          </w:p>
-        </w:tc>
-        <w:tc>
-          <w:tcPr>
-            <w:tcW w:type="pct" w:w="20%"/>
-          </w:tcPr>
-          <w:p>
-            <w:r>
-              <w:rPr>
-                <w:b w:val="false"/>
-                <w:bCs w:val="false"/>
-              </w:rPr>
-              <w:t xml:space="preserve">4 ft</w:t>
-            </w:r>
-          </w:p>
-        </w:tc>
-        <w:tc>
-          <w:tcPr>
-            <w:tcW w:type="pct" w:w="20%"/>
-          </w:tcPr>
-          <w:p>
-            <w:r>
-              <w:rPr>
-                <w:b w:val="false"/>
-                <w:bCs w:val="false"/>
-              </w:rPr>
-              <w:t xml:space="preserve"> </w:t>
-            </w:r>
-          </w:p>
-        </w:tc>
-      </w:tr>
-      <w:tr>
-        <w:tc>
-          <w:tcPr>
-            <w:tcW w:type="pct" w:w="20%"/>
-          </w:tcPr>
-          <w:p>
-            <w:r>
-              <w:rPr>
-                <w:b w:val="false"/>
-                <w:bCs w:val="false"/>
-              </w:rPr>
-              <w:t xml:space="preserve">Window C</w:t>
-            </w:r>
-          </w:p>
-        </w:tc>
-        <w:tc>
-          <w:tcPr>
-            <w:tcW w:type="pct" w:w="20%"/>
-          </w:tcPr>
-          <w:p>
-            <w:r>
-              <w:rPr>
-                <w:b w:val="false"/>
-                <w:bCs w:val="false"/>
-              </w:rPr>
-              <w:t xml:space="preserve">10 ft</w:t>
-            </w:r>
-          </w:p>
-        </w:tc>
-        <w:tc>
-          <w:tcPr>
-            <w:tcW w:type="pct" w:w="20%"/>
-          </w:tcPr>
-          <w:p>
-            <w:r>
-              <w:rPr>
-                <w:b w:val="false"/>
-                <w:bCs w:val="false"/>
-              </w:rPr>
-              <w:t xml:space="preserve"> </w:t>
-            </w:r>
-          </w:p>
-        </w:tc>
-        <w:tc>
-          <w:tcPr>
-            <w:tcW w:type="pct" w:w="20%"/>
-          </w:tcPr>
-          <w:p>
-            <w:r>
-              <w:rPr>
-                <w:b w:val="false"/>
-                <w:bCs w:val="false"/>
-              </w:rPr>
-              <w:t xml:space="preserve">8 ft</w:t>
-            </w:r>
-          </w:p>
-        </w:tc>
-        <w:tc>
-          <w:tcPr>
-            <w:tcW w:type="pct" w:w="20%"/>
-          </w:tcPr>
-          <w:p>
-            <w:r>
-              <w:rPr>
-                <w:b w:val="false"/>
-                <w:bCs w:val="false"/>
-              </w:rPr>
-              <w:t xml:space="preserve">72 sq ft</w:t>
-            </w:r>
-          </w:p>
-        </w:tc>
-      </w:tr>
-      <w:tr>
-        <w:tc>
-          <w:tcPr>
-            <w:tcW w:type="pct" w:w="20%"/>
-          </w:tcPr>
-          <w:p>
-            <w:r>
-              <w:rPr>
-                <w:b w:val="false"/>
-                <w:bCs w:val="false"/>
-              </w:rPr>
-              <w:t xml:space="preserve">Window D</w:t>
-            </w:r>
-          </w:p>
-        </w:tc>
-        <w:tc>
-          <w:tcPr>
-            <w:tcW w:type="pct" w:w="20%"/>
-          </w:tcPr>
-          <w:p>
-            <w:r>
-              <w:rPr>
-                <w:b w:val="false"/>
-                <w:bCs w:val="false"/>
-              </w:rPr>
-              <w:t xml:space="preserve"> </w:t>
-            </w:r>
-          </w:p>
-        </w:tc>
-        <w:tc>
-          <w:tcPr>
-            <w:tcW w:type="pct" w:w="20%"/>
-          </w:tcPr>
-          <w:p>
-            <w:r>
-              <w:rPr>
-                <w:b w:val="false"/>
-                <w:bCs w:val="false"/>
-              </w:rPr>
-              <w:t xml:space="preserve">5 ft</w:t>
-            </w:r>
-          </w:p>
-        </w:tc>
-        <w:tc>
-          <w:tcPr>
-            <w:tcW w:type="pct" w:w="20%"/>
-          </w:tcPr>
-          <w:p>
-            <w:r>
-              <w:rPr>
-                <w:b w:val="false"/>
-                <w:bCs w:val="false"/>
-              </w:rPr>
-              <w:t xml:space="preserve">6 ft</w:t>
-            </w:r>
-          </w:p>
-        </w:tc>
-        <w:tc>
-          <w:tcPr>
-            <w:tcW w:type="pct" w:w="20%"/>
-          </w:tcPr>
-          <w:p>
-            <w:r>
-              <w:rPr>
-                <w:b w:val="false"/>
-                <w:bCs w:val="false"/>
-              </w:rPr>
-              <w:t xml:space="preserve">48 sq ft</w:t>
-            </w:r>
-          </w:p>
-        </w:tc>
-      </w:tr>
     </w:tbl>
     <w:p>
       <w:pPr>
@@ -969,7 +961,7 @@
           <w:b/>
           <w:bCs/>
         </w:rPr>
-        <w:t xml:space="preserve">4. Match each shape to its area.</w:t>
+        <w:t xml:space="preserve">4. Match each shape to its area. Watch the rule: triangles use A = ½ × base × height, but parallelograms and rectangles use A = base × height (do NOT take half).</w:t>
       </w:r>
     </w:p>
     <w:tbl>
@@ -1028,17 +1020,17 @@
           </w:tcPr>
           <w:p>
             <w:r>
-              <w:t xml:space="preserve">____  Trapezoid b₁=10, b₂=6, h=4</w:t>
-            </w:r>
-          </w:p>
-        </w:tc>
-        <w:tc>
-          <w:tcPr>
-            <w:tcW w:type="pct" w:w="50%"/>
-          </w:tcPr>
-          <w:p>
-            <w:r>
-              <w:t xml:space="preserve">F. 21 sq units</w:t>
+              <w:t xml:space="preserve">____  Triangle b=8, h=6</w:t>
+            </w:r>
+          </w:p>
+        </w:tc>
+        <w:tc>
+          <w:tcPr>
+            <w:tcW w:type="pct" w:w="50%"/>
+          </w:tcPr>
+          <w:p>
+            <w:r>
+              <w:t xml:space="preserve">F. 18 sq units</w:t>
             </w:r>
           </w:p>
         </w:tc>
@@ -1050,17 +1042,17 @@
           </w:tcPr>
           <w:p>
             <w:r>
-              <w:t xml:space="preserve">____  Trapezoid b₁=8, b₂=4, h=5</w:t>
-            </w:r>
-          </w:p>
-        </w:tc>
-        <w:tc>
-          <w:tcPr>
-            <w:tcW w:type="pct" w:w="50%"/>
-          </w:tcPr>
-          <w:p>
-            <w:r>
-              <w:t xml:space="preserve">E. 45 sq units</w:t>
+              <w:t xml:space="preserve">____  Triangle b=10, h=8</w:t>
+            </w:r>
+          </w:p>
+        </w:tc>
+        <w:tc>
+          <w:tcPr>
+            <w:tcW w:type="pct" w:w="50%"/>
+          </w:tcPr>
+          <w:p>
+            <w:r>
+              <w:t xml:space="preserve">E. 21 sq units</w:t>
             </w:r>
           </w:p>
         </w:tc>
@@ -1072,17 +1064,17 @@
           </w:tcPr>
           <w:p>
             <w:r>
-              <w:t xml:space="preserve">____  Trapezoid b₁=12, b₂=8, h=4</w:t>
-            </w:r>
-          </w:p>
-        </w:tc>
-        <w:tc>
-          <w:tcPr>
-            <w:tcW w:type="pct" w:w="50%"/>
-          </w:tcPr>
-          <w:p>
-            <w:r>
-              <w:t xml:space="preserve">D. 42 sq units</w:t>
+              <w:t xml:space="preserve">____  Triangle b=12, h=5</w:t>
+            </w:r>
+          </w:p>
+        </w:tc>
+        <w:tc>
+          <w:tcPr>
+            <w:tcW w:type="pct" w:w="50%"/>
+          </w:tcPr>
+          <w:p>
+            <w:r>
+              <w:t xml:space="preserve">D. 20 sq units</w:t>
             </w:r>
           </w:p>
         </w:tc>
@@ -1094,17 +1086,17 @@
           </w:tcPr>
           <w:p>
             <w:r>
-              <w:t xml:space="preserve">____  Triangle b=14, h=6</w:t>
-            </w:r>
-          </w:p>
-        </w:tc>
-        <w:tc>
-          <w:tcPr>
-            <w:tcW w:type="pct" w:w="50%"/>
-          </w:tcPr>
-          <w:p>
-            <w:r>
-              <w:t xml:space="preserve">C. 40 sq units</w:t>
+              <w:t xml:space="preserve">____  Parallelogram b=5, h=4</w:t>
+            </w:r>
+          </w:p>
+        </w:tc>
+        <w:tc>
+          <w:tcPr>
+            <w:tcW w:type="pct" w:w="50%"/>
+          </w:tcPr>
+          <w:p>
+            <w:r>
+              <w:t xml:space="preserve">C. 30 sq units</w:t>
             </w:r>
           </w:p>
         </w:tc>
@@ -1116,17 +1108,17 @@
           </w:tcPr>
           <w:p>
             <w:r>
-              <w:t xml:space="preserve">____  Parallelogram b=9, h=5</w:t>
-            </w:r>
-          </w:p>
-        </w:tc>
-        <w:tc>
-          <w:tcPr>
-            <w:tcW w:type="pct" w:w="50%"/>
-          </w:tcPr>
-          <w:p>
-            <w:r>
-              <w:t xml:space="preserve">B. 30 sq units</w:t>
+              <w:t xml:space="preserve">____  Rectangle 7×3</w:t>
+            </w:r>
+          </w:p>
+        </w:tc>
+        <w:tc>
+          <w:tcPr>
+            <w:tcW w:type="pct" w:w="50%"/>
+          </w:tcPr>
+          <w:p>
+            <w:r>
+              <w:t xml:space="preserve">B. 40 sq units</w:t>
             </w:r>
           </w:p>
         </w:tc>
@@ -1138,17 +1130,17 @@
           </w:tcPr>
           <w:p>
             <w:r>
-              <w:t xml:space="preserve">____  Rectangle 7×3</w:t>
-            </w:r>
-          </w:p>
-        </w:tc>
-        <w:tc>
-          <w:tcPr>
-            <w:tcW w:type="pct" w:w="50%"/>
-          </w:tcPr>
-          <w:p>
-            <w:r>
-              <w:t xml:space="preserve">A. 32 sq units</w:t>
+              <w:t xml:space="preserve">____  Parallelogram b=9, h=2</w:t>
+            </w:r>
+          </w:p>
+        </w:tc>
+        <w:tc>
+          <w:tcPr>
+            <w:tcW w:type="pct" w:w="50%"/>
+          </w:tcPr>
+          <w:p>
+            <w:r>
+              <w:t xml:space="preserve">A. 24 sq units</w:t>
             </w:r>
           </w:p>
         </w:tc>
@@ -1174,7 +1166,7 @@
           <w:b/>
           <w:bCs/>
         </w:rPr>
-        <w:t xml:space="preserve">5. Calculate the area of each trapezoid, then sort by whether the area is greater than 40 sq units or not.</w:t>
+        <w:t xml:space="preserve">5. Calculate the area of each triangle. Sort by whether the area is greater than 30 sq units or not.</w:t>
       </w:r>
     </w:p>
     <w:p>
@@ -1186,55 +1178,55 @@
           <w:i/>
           <w:iCs/>
         </w:rPr>
-        <w:t xml:space="preserve">Groups: Area &gt; 40 sq units   |   Area ≤ 40 sq units</w:t>
-      </w:r>
-    </w:p>
-    <w:p>
-      <w:pPr>
-        <w:spacing w:after="40" w:before="0"/>
-      </w:pPr>
-      <w:r>
-        <w:t xml:space="preserve">   • b₁=10, b₂=6, h=4 → A=32   → __________________</w:t>
-      </w:r>
-    </w:p>
-    <w:p>
-      <w:pPr>
-        <w:spacing w:after="40" w:before="0"/>
-      </w:pPr>
-      <w:r>
-        <w:t xml:space="preserve">   • b₁=12, b₂=8, h=5 → A=50   → __________________</w:t>
-      </w:r>
-    </w:p>
-    <w:p>
-      <w:pPr>
-        <w:spacing w:after="40" w:before="0"/>
-      </w:pPr>
-      <w:r>
-        <w:t xml:space="preserve">   • b₁=6, b₂=4, h=7 → A=35   → __________________</w:t>
-      </w:r>
-    </w:p>
-    <w:p>
-      <w:pPr>
-        <w:spacing w:after="40" w:before="0"/>
-      </w:pPr>
-      <w:r>
-        <w:t xml:space="preserve">   • b₁=9, b₂=7, h=6 → A=48   → __________________</w:t>
-      </w:r>
-    </w:p>
-    <w:p>
-      <w:pPr>
-        <w:spacing w:after="40" w:before="0"/>
-      </w:pPr>
-      <w:r>
-        <w:t xml:space="preserve">   • b₁=5, b₂=3, h=8 → A=32   → __________________</w:t>
-      </w:r>
-    </w:p>
-    <w:p>
-      <w:pPr>
-        <w:spacing w:after="40" w:before="0"/>
-      </w:pPr>
-      <w:r>
-        <w:t xml:space="preserve">   • b₁=14, b₂=6, h=5 → A=50   → __________________</w:t>
+        <w:t xml:space="preserve">Groups: Area &gt; 30 sq units   |   Area ≤ 30 sq units</w:t>
+      </w:r>
+    </w:p>
+    <w:p>
+      <w:pPr>
+        <w:spacing w:after="40" w:before="0"/>
+      </w:pPr>
+      <w:r>
+        <w:t xml:space="preserve">   • b=10, h=8 → A=40   → __________________</w:t>
+      </w:r>
+    </w:p>
+    <w:p>
+      <w:pPr>
+        <w:spacing w:after="40" w:before="0"/>
+      </w:pPr>
+      <w:r>
+        <w:t xml:space="preserve">   • b=6, h=9 → A=27   → __________________</w:t>
+      </w:r>
+    </w:p>
+    <w:p>
+      <w:pPr>
+        <w:spacing w:after="40" w:before="0"/>
+      </w:pPr>
+      <w:r>
+        <w:t xml:space="preserve">   • b=14, h=5 → A=35   → __________________</w:t>
+      </w:r>
+    </w:p>
+    <w:p>
+      <w:pPr>
+        <w:spacing w:after="40" w:before="0"/>
+      </w:pPr>
+      <w:r>
+        <w:t xml:space="preserve">   • b=8, h=7 → A=28   → __________________</w:t>
+      </w:r>
+    </w:p>
+    <w:p>
+      <w:pPr>
+        <w:spacing w:after="40" w:before="0"/>
+      </w:pPr>
+      <w:r>
+        <w:t xml:space="preserve">   • b=12, h=6 → A=36   → __________________</w:t>
+      </w:r>
+    </w:p>
+    <w:p>
+      <w:pPr>
+        <w:spacing w:after="40" w:before="0"/>
+      </w:pPr>
+      <w:r>
+        <w:t xml:space="preserve">   • b=10, h=6 → A=30   → __________________</w:t>
       </w:r>
     </w:p>
     <w:p>
@@ -1257,39 +1249,39 @@
           <w:b/>
           <w:bCs/>
         </w:rPr>
-        <w:t xml:space="preserve">6. onLevel — Using the Wrong Height</w:t>
-      </w:r>
-    </w:p>
-    <w:p>
-      <w:pPr>
-        <w:spacing w:after="40" w:before="0"/>
-      </w:pPr>
-      <w:r>
-        <w:t xml:space="preserve">   Step 1 (Read the blueprint): A trapezoid window has b1 = 7 ft and b2 = 13 ft. The slanted side measures 10 ft, and the straight-up height between the bases is 6 ft.</w:t>
-      </w:r>
-    </w:p>
-    <w:p>
-      <w:pPr>
-        <w:spacing w:after="40" w:before="0"/>
-      </w:pPr>
-      <w:r>
-        <w:t xml:space="preserve">   Step 2 (Write the formula): A = ½ × (b1 + b2) × h</w:t>
-      </w:r>
-    </w:p>
-    <w:p>
-      <w:pPr>
-        <w:spacing w:after="40" w:before="0"/>
-      </w:pPr>
-      <w:r>
-        <w:t xml:space="preserve">   Step 3 (Substitute values): A = ½ × (7 + 13) × 10</w:t>
-      </w:r>
-    </w:p>
-    <w:p>
-      <w:pPr>
-        <w:spacing w:after="40" w:before="0"/>
-      </w:pPr>
-      <w:r>
-        <w:t xml:space="preserve">   Step 4 (Calculate): A = ½ × 20 × 10 = 100 sq ft</w:t>
+        <w:t xml:space="preserve">6. onLevel — Spot the Common Mistake</w:t>
+      </w:r>
+    </w:p>
+    <w:p>
+      <w:pPr>
+        <w:spacing w:after="40" w:before="0"/>
+      </w:pPr>
+      <w:r>
+        <w:t xml:space="preserve">   Step 1 (Identify base and height): base = 12 ft, height = 7 ft</w:t>
+      </w:r>
+    </w:p>
+    <w:p>
+      <w:pPr>
+        <w:spacing w:after="40" w:before="0"/>
+      </w:pPr>
+      <w:r>
+        <w:t xml:space="preserve">   Step 2 (Write the formula): A = ½ × base × height</w:t>
+      </w:r>
+    </w:p>
+    <w:p>
+      <w:pPr>
+        <w:spacing w:after="40" w:before="0"/>
+      </w:pPr>
+      <w:r>
+        <w:t xml:space="preserve">   Step 3 (Substitute values): A = ½ × 12 × 7</w:t>
+      </w:r>
+    </w:p>
+    <w:p>
+      <w:pPr>
+        <w:spacing w:after="40" w:before="0"/>
+      </w:pPr>
+      <w:r>
+        <w:t xml:space="preserve">   Step 4 (Calculate): A = (½ × 12) × (½ × 7) = 6 × 3.5 = 21 sq ft</w:t>
       </w:r>
     </w:p>
     <w:p>
@@ -1346,23 +1338,23 @@
           <w:b/>
           <w:bCs/>
         </w:rPr>
-        <w:t xml:space="preserve">7. Blueprint 1: A trapezoidal lobby window has bases of 6 ft and 10 ft and a height of 4 ft. What is its area for the glass order?</w:t>
-      </w:r>
-    </w:p>
-    <w:p>
-      <w:pPr>
-        <w:spacing w:after="40" w:before="0"/>
-      </w:pPr>
-      <w:r>
-        <w:t xml:space="preserve">     A. 32 sq ft</w:t>
-      </w:r>
-    </w:p>
-    <w:p>
-      <w:pPr>
-        <w:spacing w:after="40" w:before="0"/>
-      </w:pPr>
-      <w:r>
-        <w:t xml:space="preserve">     B. 40 sq ft</w:t>
+        <w:t xml:space="preserve">7. A triangular window in the firm's lobby has a base of 10 ft and a height of 6 ft. What is its area?</w:t>
+      </w:r>
+    </w:p>
+    <w:p>
+      <w:pPr>
+        <w:spacing w:after="40" w:before="0"/>
+      </w:pPr>
+      <w:r>
+        <w:t xml:space="preserve">     A. 30 sq ft</w:t>
+      </w:r>
+    </w:p>
+    <w:p>
+      <w:pPr>
+        <w:spacing w:after="40" w:before="0"/>
+      </w:pPr>
+      <w:r>
+        <w:t xml:space="preserve">     B. 60 sq ft</w:t>
       </w:r>
     </w:p>
     <w:p>
@@ -1378,7 +1370,7 @@
         <w:spacing w:after="40" w:before="0"/>
       </w:pPr>
       <w:r>
-        <w:t xml:space="preserve">     D. 60 sq ft</w:t>
+        <w:t xml:space="preserve">     D. 32 sq ft</w:t>
       </w:r>
     </w:p>
     <w:p>
@@ -1401,39 +1393,39 @@
           <w:b/>
           <w:bCs/>
         </w:rPr>
-        <w:t xml:space="preserve">8. Blueprint 2: A trapezoidal skylight has bases of 9 ft and 7 ft and a height of 6 ft. What is its area?</w:t>
-      </w:r>
-    </w:p>
-    <w:p>
-      <w:pPr>
-        <w:spacing w:after="40" w:before="0"/>
-      </w:pPr>
-      <w:r>
-        <w:t xml:space="preserve">     A. 48 sq ft</w:t>
-      </w:r>
-    </w:p>
-    <w:p>
-      <w:pPr>
-        <w:spacing w:after="40" w:before="0"/>
-      </w:pPr>
-      <w:r>
-        <w:t xml:space="preserve">     B. 96 sq ft</w:t>
-      </w:r>
-    </w:p>
-    <w:p>
-      <w:pPr>
-        <w:spacing w:after="40" w:before="0"/>
-      </w:pPr>
-      <w:r>
-        <w:t xml:space="preserve">     C. 63 sq ft</w:t>
-      </w:r>
-    </w:p>
-    <w:p>
-      <w:pPr>
-        <w:spacing w:after="40" w:before="0"/>
-      </w:pPr>
-      <w:r>
-        <w:t xml:space="preserve">     D. 44 sq ft</w:t>
+        <w:t xml:space="preserve">8. A triangular roof panel on the blueprint has a base of 7 ft and a height of 4 ft. What is its area?</w:t>
+      </w:r>
+    </w:p>
+    <w:p>
+      <w:pPr>
+        <w:spacing w:after="40" w:before="0"/>
+      </w:pPr>
+      <w:r>
+        <w:t xml:space="preserve">     A. 14 sq ft</w:t>
+      </w:r>
+    </w:p>
+    <w:p>
+      <w:pPr>
+        <w:spacing w:after="40" w:before="0"/>
+      </w:pPr>
+      <w:r>
+        <w:t xml:space="preserve">     B. 28 sq ft</w:t>
+      </w:r>
+    </w:p>
+    <w:p>
+      <w:pPr>
+        <w:spacing w:after="40" w:before="0"/>
+      </w:pPr>
+      <w:r>
+        <w:t xml:space="preserve">     C. 11 sq ft</w:t>
+      </w:r>
+    </w:p>
+    <w:p>
+      <w:pPr>
+        <w:spacing w:after="40" w:before="0"/>
+      </w:pPr>
+      <w:r>
+        <w:t xml:space="preserve">     D. 22 sq ft</w:t>
       </w:r>
     </w:p>
     <w:p>
@@ -1456,90 +1448,7 @@
           <w:b/>
           <w:bCs/>
         </w:rPr>
-        <w:t xml:space="preserve">9. Each blueprint window lists its bases and height. Find each area, then sort the windows by whether they need more than 40 sq ft of glass.</w:t>
-      </w:r>
-    </w:p>
-    <w:p>
-      <w:pPr>
-        <w:spacing w:after="80" w:before="0"/>
-      </w:pPr>
-      <w:r>
-        <w:rPr>
-          <w:i/>
-          <w:iCs/>
-        </w:rPr>
-        <w:t xml:space="preserve">Groups: More than 40 sq ft of glass   |   40 sq ft of glass or less</w:t>
-      </w:r>
-    </w:p>
-    <w:p>
-      <w:pPr>
-        <w:spacing w:after="40" w:before="0"/>
-      </w:pPr>
-      <w:r>
-        <w:t xml:space="preserve">   • Window: b1=8, b2=6, h=5 → A=35   → __________________</w:t>
-      </w:r>
-    </w:p>
-    <w:p>
-      <w:pPr>
-        <w:spacing w:after="40" w:before="0"/>
-      </w:pPr>
-      <w:r>
-        <w:t xml:space="preserve">   • Window: b1=10, b2=8, h=6 → A=54   → __________________</w:t>
-      </w:r>
-    </w:p>
-    <w:p>
-      <w:pPr>
-        <w:spacing w:after="40" w:before="0"/>
-      </w:pPr>
-      <w:r>
-        <w:t xml:space="preserve">   • Window: b1=4, b2=2, h=9 → A=27   → __________________</w:t>
-      </w:r>
-    </w:p>
-    <w:p>
-      <w:pPr>
-        <w:spacing w:after="40" w:before="0"/>
-      </w:pPr>
-      <w:r>
-        <w:t xml:space="preserve">   • Window: b1=11, b2=9, h=5 → A=50   → __________________</w:t>
-      </w:r>
-    </w:p>
-    <w:p>
-      <w:pPr>
-        <w:spacing w:after="40" w:before="0"/>
-      </w:pPr>
-      <w:r>
-        <w:t xml:space="preserve">   • Window: b1=7, b2=3, h=6 → A=30   → __________________</w:t>
-      </w:r>
-    </w:p>
-    <w:p>
-      <w:pPr>
-        <w:spacing w:after="40" w:before="0"/>
-      </w:pPr>
-      <w:r>
-        <w:t xml:space="preserve">   • Window: b1=13, b2=7, h=8 → A=80   → __________________</w:t>
-      </w:r>
-    </w:p>
-    <w:p>
-      <w:pPr>
-        <w:spacing w:after="60" w:before="120"/>
-      </w:pPr>
-      <w:r>
-        <w:rPr>
-          <w:color w:val="BBBBBB"/>
-        </w:rPr>
-        <w:t xml:space="preserve">______________________________________________________________________</w:t>
-      </w:r>
-    </w:p>
-    <w:p>
-      <w:pPr>
-        <w:spacing w:after="80" w:before="0"/>
-      </w:pPr>
-      <w:r>
-        <w:rPr>
-          <w:b/>
-          <w:bCs/>
-        </w:rPr>
-        <w:t xml:space="preserve">10. Match each blueprint window to the area of glass it needs.</w:t>
+        <w:t xml:space="preserve">9. Match each triangular plan on the blueprint to its area. Use A = ½ × base × height.</w:t>
       </w:r>
     </w:p>
     <w:tbl>
@@ -1598,17 +1507,17 @@
           </w:tcPr>
           <w:p>
             <w:r>
-              <w:t xml:space="preserve">____  Trapezoid window b1=6, b2=4, h=3</w:t>
-            </w:r>
-          </w:p>
-        </w:tc>
-        <w:tc>
-          <w:tcPr>
-            <w:tcW w:type="pct" w:w="50%"/>
-          </w:tcPr>
-          <w:p>
-            <w:r>
-              <w:t xml:space="preserve">D. 60 sq ft</w:t>
+              <w:t xml:space="preserve">____  Triangle base 10, height 6</w:t>
+            </w:r>
+          </w:p>
+        </w:tc>
+        <w:tc>
+          <w:tcPr>
+            <w:tcW w:type="pct" w:w="50%"/>
+          </w:tcPr>
+          <w:p>
+            <w:r>
+              <w:t xml:space="preserve">F. 11 sq ft</w:t>
             </w:r>
           </w:p>
         </w:tc>
@@ -1620,17 +1529,17 @@
           </w:tcPr>
           <w:p>
             <w:r>
-              <w:t xml:space="preserve">____  Trapezoid window b1=9, b2=5, h=4</w:t>
-            </w:r>
-          </w:p>
-        </w:tc>
-        <w:tc>
-          <w:tcPr>
-            <w:tcW w:type="pct" w:w="50%"/>
-          </w:tcPr>
-          <w:p>
-            <w:r>
-              <w:t xml:space="preserve">C. 40 sq ft</w:t>
+              <w:t xml:space="preserve">____  Triangle base 7, height 4</w:t>
+            </w:r>
+          </w:p>
+        </w:tc>
+        <w:tc>
+          <w:tcPr>
+            <w:tcW w:type="pct" w:w="50%"/>
+          </w:tcPr>
+          <w:p>
+            <w:r>
+              <w:t xml:space="preserve">E. 20 sq ft</w:t>
             </w:r>
           </w:p>
         </w:tc>
@@ -1642,17 +1551,17 @@
           </w:tcPr>
           <w:p>
             <w:r>
-              <w:t xml:space="preserve">____  Trapezoid window b1=10, b2=6, h=5</w:t>
-            </w:r>
-          </w:p>
-        </w:tc>
-        <w:tc>
-          <w:tcPr>
-            <w:tcW w:type="pct" w:w="50%"/>
-          </w:tcPr>
-          <w:p>
-            <w:r>
-              <w:t xml:space="preserve">B. 28 sq ft</w:t>
+              <w:t xml:space="preserve">____  Triangle base 9, height 8</w:t>
+            </w:r>
+          </w:p>
+        </w:tc>
+        <w:tc>
+          <w:tcPr>
+            <w:tcW w:type="pct" w:w="50%"/>
+          </w:tcPr>
+          <w:p>
+            <w:r>
+              <w:t xml:space="preserve">D. 24 sq ft</w:t>
             </w:r>
           </w:p>
         </w:tc>
@@ -1664,17 +1573,61 @@
           </w:tcPr>
           <w:p>
             <w:r>
-              <w:t xml:space="preserve">____  Trapezoid window b1=12, b2=8, h=6</w:t>
-            </w:r>
-          </w:p>
-        </w:tc>
-        <w:tc>
-          <w:tcPr>
-            <w:tcW w:type="pct" w:w="50%"/>
-          </w:tcPr>
-          <w:p>
-            <w:r>
-              <w:t xml:space="preserve">A. 15 sq ft</w:t>
+              <w:t xml:space="preserve">____  Triangle base 16, height 3</w:t>
+            </w:r>
+          </w:p>
+        </w:tc>
+        <w:tc>
+          <w:tcPr>
+            <w:tcW w:type="pct" w:w="50%"/>
+          </w:tcPr>
+          <w:p>
+            <w:r>
+              <w:t xml:space="preserve">C. 36 sq ft</w:t>
+            </w:r>
+          </w:p>
+        </w:tc>
+      </w:tr>
+      <w:tr>
+        <w:tc>
+          <w:tcPr>
+            <w:tcW w:type="pct" w:w="50%"/>
+          </w:tcPr>
+          <w:p>
+            <w:r>
+              <w:t xml:space="preserve">____  Triangle base 5, height 8</w:t>
+            </w:r>
+          </w:p>
+        </w:tc>
+        <w:tc>
+          <w:tcPr>
+            <w:tcW w:type="pct" w:w="50%"/>
+          </w:tcPr>
+          <w:p>
+            <w:r>
+              <w:t xml:space="preserve">B. 14 sq ft</w:t>
+            </w:r>
+          </w:p>
+        </w:tc>
+      </w:tr>
+      <w:tr>
+        <w:tc>
+          <w:tcPr>
+            <w:tcW w:type="pct" w:w="50%"/>
+          </w:tcPr>
+          <w:p>
+            <w:r>
+              <w:t xml:space="preserve">____  Triangle base 11, height 2</w:t>
+            </w:r>
+          </w:p>
+        </w:tc>
+        <w:tc>
+          <w:tcPr>
+            <w:tcW w:type="pct" w:w="50%"/>
+          </w:tcPr>
+          <w:p>
+            <w:r>
+              <w:t xml:space="preserve">A. 30 sq ft</w:t>
             </w:r>
           </w:p>
         </w:tc>
@@ -1692,6 +1645,89 @@
       </w:r>
     </w:p>
     <w:p>
+      <w:pPr>
+        <w:spacing w:after="80" w:before="0"/>
+      </w:pPr>
+      <w:r>
+        <w:rPr>
+          <w:b/>
+          <w:bCs/>
+        </w:rPr>
+        <w:t xml:space="preserve">10. An intern at the firm gave two answers for each triangular wall. Sort each answer into the CORRECT area (½ × base × height) or the FORGOT THE HALF mistake (just base × height).</w:t>
+      </w:r>
+    </w:p>
+    <w:p>
+      <w:pPr>
+        <w:spacing w:after="80" w:before="0"/>
+      </w:pPr>
+      <w:r>
+        <w:rPr>
+          <w:i/>
+          <w:iCs/>
+        </w:rPr>
+        <w:t xml:space="preserve">Groups: Correct area (½ × base × height)   |   Forgot the ½ (just base × height)</w:t>
+      </w:r>
+    </w:p>
+    <w:p>
+      <w:pPr>
+        <w:spacing w:after="40" w:before="0"/>
+      </w:pPr>
+      <w:r>
+        <w:t xml:space="preserve">   • Wall base 18, height 6 → 54 sq ft   → __________________</w:t>
+      </w:r>
+    </w:p>
+    <w:p>
+      <w:pPr>
+        <w:spacing w:after="40" w:before="0"/>
+      </w:pPr>
+      <w:r>
+        <w:t xml:space="preserve">   • Wall base 18, height 6 → 108 sq ft   → __________________</w:t>
+      </w:r>
+    </w:p>
+    <w:p>
+      <w:pPr>
+        <w:spacing w:after="40" w:before="0"/>
+      </w:pPr>
+      <w:r>
+        <w:t xml:space="preserve">   • Wall base 20, height 5 → 50 sq ft   → __________________</w:t>
+      </w:r>
+    </w:p>
+    <w:p>
+      <w:pPr>
+        <w:spacing w:after="40" w:before="0"/>
+      </w:pPr>
+      <w:r>
+        <w:t xml:space="preserve">   • Wall base 20, height 5 → 100 sq ft   → __________________</w:t>
+      </w:r>
+    </w:p>
+    <w:p>
+      <w:pPr>
+        <w:spacing w:after="40" w:before="0"/>
+      </w:pPr>
+      <w:r>
+        <w:t xml:space="preserve">   • Wall base 14, height 8 → 56 sq ft   → __________________</w:t>
+      </w:r>
+    </w:p>
+    <w:p>
+      <w:pPr>
+        <w:spacing w:after="40" w:before="0"/>
+      </w:pPr>
+      <w:r>
+        <w:t xml:space="preserve">   • Wall base 14, height 8 → 112 sq ft   → __________________</w:t>
+      </w:r>
+    </w:p>
+    <w:p>
+      <w:pPr>
+        <w:spacing w:after="60" w:before="120"/>
+      </w:pPr>
+      <w:r>
+        <w:rPr>
+          <w:color w:val="BBBBBB"/>
+        </w:rPr>
+        <w:t xml:space="preserve">______________________________________________________________________</w:t>
+      </w:r>
+    </w:p>
+    <w:p>
       <w:r>
         <w:br w:type="page"/>
       </w:r>
@@ -1718,15 +1754,15 @@
           <w:b/>
           <w:bCs/>
         </w:rPr>
-        <w:t xml:space="preserve">1. A. 32 sq cm</w:t>
-      </w:r>
-    </w:p>
-    <w:p>
-      <w:pPr>
-        <w:spacing w:after="20" w:before="0"/>
-      </w:pPr>
-      <w:r>
-        <w:t xml:space="preserve">     A = ½ × (b₁ + b₂) × h = ½ × (6 + 10) × 4 = ½ × 16 × 4 = 32 sq cm.</w:t>
+        <w:t xml:space="preserve">1. A. 30 sq cm</w:t>
+      </w:r>
+    </w:p>
+    <w:p>
+      <w:pPr>
+        <w:spacing w:after="20" w:before="0"/>
+      </w:pPr>
+      <w:r>
+        <w:t xml:space="preserve">     A = ½ × b × h = ½ × 10 × 6 = 30 square centimeters.</w:t>
       </w:r>
     </w:p>
     <w:p>
@@ -1738,27 +1774,27 @@
           <w:i/>
           <w:iCs/>
         </w:rPr>
-        <w:t xml:space="preserve">     Watch for: A common mistake in Area of Trapezoids is forgetting the ½ in A = ½ × (b1 + b2) × h. After adding the bases and multiplying by the height, students stop there instead of taking half — for example, with bases 6 ft and 10 ft and a height of 4 ft, they compute (6 + 10) × 4 = 64 sq ft instead of taking half to get the correct 32 sq ft. That unhalved number is really the area of the parallelogram made from two trapezoids, not the area of one trapezoid. Before you submit, always ask: "Did I take half of my last answer?"</w:t>
-      </w:r>
-    </w:p>
-    <w:p>
-      <w:pPr>
-        <w:spacing w:after="40" w:before="0"/>
-      </w:pPr>
-      <w:r>
-        <w:rPr>
-          <w:b/>
-          <w:bCs/>
-        </w:rPr>
-        <w:t xml:space="preserve">2. A. 5 ft</w:t>
-      </w:r>
-    </w:p>
-    <w:p>
-      <w:pPr>
-        <w:spacing w:after="20" w:before="0"/>
-      </w:pPr>
-      <w:r>
-        <w:t xml:space="preserve">     A = ½ × (b₁ + b₂) × h → 45 = ½ × 18 × h → 45 = 9h → h = 5 ft.</w:t>
+        <w:t xml:space="preserve">     Watch for: A common mistake in Area of Triangles is forgetting the ½ — students multiply base × height like a rectangle and stop there, or they use the triangle's slanted side instead of the perpendicular height that's already given. Always check: did I take half, and did I use the straight-up height, not the slanted side?</w:t>
+      </w:r>
+    </w:p>
+    <w:p>
+      <w:pPr>
+        <w:spacing w:after="40" w:before="0"/>
+      </w:pPr>
+      <w:r>
+        <w:rPr>
+          <w:b/>
+          <w:bCs/>
+        </w:rPr>
+        <w:t xml:space="preserve">2. A. 6 ft</w:t>
+      </w:r>
+    </w:p>
+    <w:p>
+      <w:pPr>
+        <w:spacing w:after="20" w:before="0"/>
+      </w:pPr>
+      <w:r>
+        <w:t xml:space="preserve">     A = ½ × b × h → 24 = ½ × 8 × h → 24 = 4h → h = 6 ft.</w:t>
       </w:r>
     </w:p>
     <w:p>
@@ -1770,7 +1806,7 @@
           <w:i/>
           <w:iCs/>
         </w:rPr>
-        <w:t xml:space="preserve">     Watch for: A common mistake in Area of Trapezoids is forgetting the ½ in A = ½ × (b1 + b2) × h. After adding the bases and multiplying by the height, students stop there instead of taking half — for example, with bases 6 ft and 10 ft and a height of 4 ft, they compute (6 + 10) × 4 = 64 sq ft instead of taking half to get the correct 32 sq ft. That unhalved number is really the area of the parallelogram made from two trapezoids, not the area of one trapezoid. Before you submit, always ask: "Did I take half of my last answer?"</w:t>
+        <w:t xml:space="preserve">     Watch for: A common mistake in Area of Triangles is forgetting the ½ — students multiply base × height like a rectangle and stop there, or they use the triangle's slanted side instead of the perpendicular height that's already given. Always check: did I take half, and did I use the straight-up height, not the slanted side?</w:t>
       </w:r>
     </w:p>
     <w:p>
@@ -1790,31 +1826,31 @@
         <w:spacing w:after="20" w:before="0"/>
       </w:pPr>
       <w:r>
-        <w:t xml:space="preserve">     Window A — Area: 30 sq ft</w:t>
-      </w:r>
-    </w:p>
-    <w:p>
-      <w:pPr>
-        <w:spacing w:after="20" w:before="0"/>
-      </w:pPr>
-      <w:r>
-        <w:t xml:space="preserve">     Window B — Area: 36 sq ft</w:t>
-      </w:r>
-    </w:p>
-    <w:p>
-      <w:pPr>
-        <w:spacing w:after="20" w:before="0"/>
-      </w:pPr>
-      <w:r>
-        <w:t xml:space="preserve">     Window C — Base 2: 8 ft</w:t>
-      </w:r>
-    </w:p>
-    <w:p>
-      <w:pPr>
-        <w:spacing w:after="20" w:before="0"/>
-      </w:pPr>
-      <w:r>
-        <w:t xml:space="preserve">     Window D — Base 1: 11 ft</w:t>
+        <w:t xml:space="preserve">     Garden A — Area: 48 sq ft</w:t>
+      </w:r>
+    </w:p>
+    <w:p>
+      <w:pPr>
+        <w:spacing w:after="20" w:before="0"/>
+      </w:pPr>
+      <w:r>
+        <w:t xml:space="preserve">     Garden B — Height: 6 ft</w:t>
+      </w:r>
+    </w:p>
+    <w:p>
+      <w:pPr>
+        <w:spacing w:after="20" w:before="0"/>
+      </w:pPr>
+      <w:r>
+        <w:t xml:space="preserve">     Garden C — Base: 7 ft</w:t>
+      </w:r>
+    </w:p>
+    <w:p>
+      <w:pPr>
+        <w:spacing w:after="20" w:before="0"/>
+      </w:pPr>
+      <w:r>
+        <w:t xml:space="preserve">     Garden D — Area: 30 sq ft</w:t>
       </w:r>
     </w:p>
     <w:p>
@@ -1842,39 +1878,31 @@
         <w:spacing w:after="20" w:before="0"/>
       </w:pPr>
       <w:r>
-        <w:t xml:space="preserve">     Trapezoid b₁=10, b₂=6, h=4 → 32 sq units</w:t>
-      </w:r>
-    </w:p>
-    <w:p>
-      <w:pPr>
-        <w:spacing w:after="20" w:before="0"/>
-      </w:pPr>
-      <w:r>
-        <w:t xml:space="preserve">     Trapezoid b₁=8, b₂=4, h=5 → 30 sq units</w:t>
-      </w:r>
-    </w:p>
-    <w:p>
-      <w:pPr>
-        <w:spacing w:after="20" w:before="0"/>
-      </w:pPr>
-      <w:r>
-        <w:t xml:space="preserve">     Trapezoid b₁=12, b₂=8, h=4 → 40 sq units</w:t>
-      </w:r>
-    </w:p>
-    <w:p>
-      <w:pPr>
-        <w:spacing w:after="20" w:before="0"/>
-      </w:pPr>
-      <w:r>
-        <w:t xml:space="preserve">     Triangle b=14, h=6 → 42 sq units</w:t>
-      </w:r>
-    </w:p>
-    <w:p>
-      <w:pPr>
-        <w:spacing w:after="20" w:before="0"/>
-      </w:pPr>
-      <w:r>
-        <w:t xml:space="preserve">     Parallelogram b=9, h=5 → 45 sq units</w:t>
+        <w:t xml:space="preserve">     Triangle b=8, h=6 → 24 sq units</w:t>
+      </w:r>
+    </w:p>
+    <w:p>
+      <w:pPr>
+        <w:spacing w:after="20" w:before="0"/>
+      </w:pPr>
+      <w:r>
+        <w:t xml:space="preserve">     Triangle b=10, h=8 → 40 sq units</w:t>
+      </w:r>
+    </w:p>
+    <w:p>
+      <w:pPr>
+        <w:spacing w:after="20" w:before="0"/>
+      </w:pPr>
+      <w:r>
+        <w:t xml:space="preserve">     Triangle b=12, h=5 → 30 sq units</w:t>
+      </w:r>
+    </w:p>
+    <w:p>
+      <w:pPr>
+        <w:spacing w:after="20" w:before="0"/>
+      </w:pPr>
+      <w:r>
+        <w:t xml:space="preserve">     Parallelogram b=5, h=4 → 20 sq units</w:t>
       </w:r>
     </w:p>
     <w:p>
@@ -1887,6 +1915,14 @@
     </w:p>
     <w:p>
       <w:pPr>
+        <w:spacing w:after="20" w:before="0"/>
+      </w:pPr>
+      <w:r>
+        <w:t xml:space="preserve">     Parallelogram b=9, h=2 → 18 sq units</w:t>
+      </w:r>
+    </w:p>
+    <w:p>
+      <w:pPr>
         <w:spacing w:after="40" w:before="0"/>
       </w:pPr>
       <w:r>
@@ -1910,47 +1946,47 @@
         <w:spacing w:after="20" w:before="0"/>
       </w:pPr>
       <w:r>
-        <w:t xml:space="preserve">     b₁=10, b₂=6, h=4 → A=32 → Area ≤ 40 sq units</w:t>
-      </w:r>
-    </w:p>
-    <w:p>
-      <w:pPr>
-        <w:spacing w:after="20" w:before="0"/>
-      </w:pPr>
-      <w:r>
-        <w:t xml:space="preserve">     b₁=12, b₂=8, h=5 → A=50 → Area &gt; 40 sq units</w:t>
-      </w:r>
-    </w:p>
-    <w:p>
-      <w:pPr>
-        <w:spacing w:after="20" w:before="0"/>
-      </w:pPr>
-      <w:r>
-        <w:t xml:space="preserve">     b₁=6, b₂=4, h=7 → A=35 → Area ≤ 40 sq units</w:t>
-      </w:r>
-    </w:p>
-    <w:p>
-      <w:pPr>
-        <w:spacing w:after="20" w:before="0"/>
-      </w:pPr>
-      <w:r>
-        <w:t xml:space="preserve">     b₁=9, b₂=7, h=6 → A=48 → Area &gt; 40 sq units</w:t>
-      </w:r>
-    </w:p>
-    <w:p>
-      <w:pPr>
-        <w:spacing w:after="20" w:before="0"/>
-      </w:pPr>
-      <w:r>
-        <w:t xml:space="preserve">     b₁=5, b₂=3, h=8 → A=32 → Area ≤ 40 sq units</w:t>
-      </w:r>
-    </w:p>
-    <w:p>
-      <w:pPr>
-        <w:spacing w:after="20" w:before="0"/>
-      </w:pPr>
-      <w:r>
-        <w:t xml:space="preserve">     b₁=14, b₂=6, h=5 → A=50 → Area &gt; 40 sq units</w:t>
+        <w:t xml:space="preserve">     b=10, h=8 → A=40 → Area &gt; 30 sq units</w:t>
+      </w:r>
+    </w:p>
+    <w:p>
+      <w:pPr>
+        <w:spacing w:after="20" w:before="0"/>
+      </w:pPr>
+      <w:r>
+        <w:t xml:space="preserve">     b=6, h=9 → A=27 → Area ≤ 30 sq units</w:t>
+      </w:r>
+    </w:p>
+    <w:p>
+      <w:pPr>
+        <w:spacing w:after="20" w:before="0"/>
+      </w:pPr>
+      <w:r>
+        <w:t xml:space="preserve">     b=14, h=5 → A=35 → Area &gt; 30 sq units</w:t>
+      </w:r>
+    </w:p>
+    <w:p>
+      <w:pPr>
+        <w:spacing w:after="20" w:before="0"/>
+      </w:pPr>
+      <w:r>
+        <w:t xml:space="preserve">     b=8, h=7 → A=28 → Area ≤ 30 sq units</w:t>
+      </w:r>
+    </w:p>
+    <w:p>
+      <w:pPr>
+        <w:spacing w:after="20" w:before="0"/>
+      </w:pPr>
+      <w:r>
+        <w:t xml:space="preserve">     b=12, h=6 → A=36 → Area &gt; 30 sq units</w:t>
+      </w:r>
+    </w:p>
+    <w:p>
+      <w:pPr>
+        <w:spacing w:after="20" w:before="0"/>
+      </w:pPr>
+      <w:r>
+        <w:t xml:space="preserve">     b=10, h=6 → A=30 → Area ≤ 30 sq units</w:t>
       </w:r>
     </w:p>
     <w:p>
@@ -1970,7 +2006,7 @@
           <w:b/>
           <w:bCs/>
         </w:rPr>
-        <w:t xml:space="preserve">6. onLevel — Using the Wrong Height</w:t>
+        <w:t xml:space="preserve">6. onLevel — Spot the Common Mistake</w:t>
       </w:r>
     </w:p>
     <w:p>
@@ -1986,27 +2022,27 @@
         <w:spacing w:after="20" w:before="0"/>
       </w:pPr>
       <w:r>
-        <w:t xml:space="preserve">     Correct work: The student used the slanted side (10 ft) as the height instead of the true perpendicular height (6 ft). The height in the trapezoid formula must be measured straight up between the two bases, not along the slanted side. The correct area is A = ½ × (7 + 13) × 6 = ½ × 20 × 6 = 60 sq ft, not 100 sq ft.</w:t>
-      </w:r>
-    </w:p>
-    <w:p>
-      <w:pPr>
-        <w:spacing w:after="40" w:before="0"/>
-      </w:pPr>
-      <w:r>
-        <w:rPr>
-          <w:b/>
-          <w:bCs/>
-        </w:rPr>
-        <w:t xml:space="preserve">7. A. 32 sq ft</w:t>
-      </w:r>
-    </w:p>
-    <w:p>
-      <w:pPr>
-        <w:spacing w:after="20" w:before="0"/>
-      </w:pPr>
-      <w:r>
-        <w:t xml:space="preserve">     Use A = ½ × (b1 + b2) × h = ½ × (6 + 10) × 4 = ½ × 16 × 4 = 32 sq ft.</w:t>
+        <w:t xml:space="preserve">     Correct work: There is only ONE ½ in the formula, not two. The student halved both the base and the height. Multiply base × height first, then take half just once: 12 × 7 = 84, then ½ × 84 = 42 sq ft.</w:t>
+      </w:r>
+    </w:p>
+    <w:p>
+      <w:pPr>
+        <w:spacing w:after="40" w:before="0"/>
+      </w:pPr>
+      <w:r>
+        <w:rPr>
+          <w:b/>
+          <w:bCs/>
+        </w:rPr>
+        <w:t xml:space="preserve">7. A. 30 sq ft</w:t>
+      </w:r>
+    </w:p>
+    <w:p>
+      <w:pPr>
+        <w:spacing w:after="20" w:before="0"/>
+      </w:pPr>
+      <w:r>
+        <w:t xml:space="preserve">     A = ½ × base × height = ½ × 10 × 6 = ½ × 60 = 30 sq ft. The triangle is half of the 10 × 6 = 60 rectangle it fits inside.</w:t>
       </w:r>
     </w:p>
     <w:p>
@@ -2018,27 +2054,27 @@
           <w:i/>
           <w:iCs/>
         </w:rPr>
-        <w:t xml:space="preserve">     Watch for: A common mistake in Area of Trapezoids is forgetting the ½ in A = ½ × (b1 + b2) × h. After adding the bases and multiplying by the height, students stop there instead of taking half — for example, with bases 6 ft and 10 ft and a height of 4 ft, they compute (6 + 10) × 4 = 64 sq ft instead of taking half to get the correct 32 sq ft. That unhalved number is really the area of the parallelogram made from two trapezoids, not the area of one trapezoid. Before you submit, always ask: "Did I take half of my last answer?"</w:t>
-      </w:r>
-    </w:p>
-    <w:p>
-      <w:pPr>
-        <w:spacing w:after="40" w:before="0"/>
-      </w:pPr>
-      <w:r>
-        <w:rPr>
-          <w:b/>
-          <w:bCs/>
-        </w:rPr>
-        <w:t xml:space="preserve">8. A. 48 sq ft</w:t>
-      </w:r>
-    </w:p>
-    <w:p>
-      <w:pPr>
-        <w:spacing w:after="20" w:before="0"/>
-      </w:pPr>
-      <w:r>
-        <w:t xml:space="preserve">     A = ½ × (9 + 7) × 6 = ½ × 16 × 6 = ½ × 96 = 48 sq ft.</w:t>
+        <w:t xml:space="preserve">     Watch for: A common mistake in Area of Triangles is forgetting the ½ — students multiply base × height like a rectangle and stop there, or they use the triangle's slanted side instead of the perpendicular height that's already given. Always check: did I take half, and did I use the straight-up height, not the slanted side?</w:t>
+      </w:r>
+    </w:p>
+    <w:p>
+      <w:pPr>
+        <w:spacing w:after="40" w:before="0"/>
+      </w:pPr>
+      <w:r>
+        <w:rPr>
+          <w:b/>
+          <w:bCs/>
+        </w:rPr>
+        <w:t xml:space="preserve">8. A. 14 sq ft</w:t>
+      </w:r>
+    </w:p>
+    <w:p>
+      <w:pPr>
+        <w:spacing w:after="20" w:before="0"/>
+      </w:pPr>
+      <w:r>
+        <w:t xml:space="preserve">     A = ½ × base × height = ½ × 7 × 4 = ½ × 28 = 14 sq ft. Multiply base × height first (28), then take half (14).</w:t>
       </w:r>
     </w:p>
     <w:p>
@@ -2050,67 +2086,67 @@
           <w:i/>
           <w:iCs/>
         </w:rPr>
-        <w:t xml:space="preserve">     Watch for: A common mistake in Area of Trapezoids is forgetting the ½ in A = ½ × (b1 + b2) × h. After adding the bases and multiplying by the height, students stop there instead of taking half — for example, with bases 6 ft and 10 ft and a height of 4 ft, they compute (6 + 10) × 4 = 64 sq ft instead of taking half to get the correct 32 sq ft. That unhalved number is really the area of the parallelogram made from two trapezoids, not the area of one trapezoid. Before you submit, always ask: "Did I take half of my last answer?"</w:t>
-      </w:r>
-    </w:p>
-    <w:p>
-      <w:pPr>
-        <w:spacing w:after="40" w:before="0"/>
-      </w:pPr>
-      <w:r>
-        <w:rPr>
-          <w:b/>
-          <w:bCs/>
-        </w:rPr>
-        <w:t xml:space="preserve">9. Correct groups:</w:t>
-      </w:r>
-    </w:p>
-    <w:p>
-      <w:pPr>
-        <w:spacing w:after="20" w:before="0"/>
-      </w:pPr>
-      <w:r>
-        <w:t xml:space="preserve">     Window: b1=8, b2=6, h=5 → A=35 → 40 sq ft of glass or less</w:t>
-      </w:r>
-    </w:p>
-    <w:p>
-      <w:pPr>
-        <w:spacing w:after="20" w:before="0"/>
-      </w:pPr>
-      <w:r>
-        <w:t xml:space="preserve">     Window: b1=10, b2=8, h=6 → A=54 → More than 40 sq ft of glass</w:t>
-      </w:r>
-    </w:p>
-    <w:p>
-      <w:pPr>
-        <w:spacing w:after="20" w:before="0"/>
-      </w:pPr>
-      <w:r>
-        <w:t xml:space="preserve">     Window: b1=4, b2=2, h=9 → A=27 → 40 sq ft of glass or less</w:t>
-      </w:r>
-    </w:p>
-    <w:p>
-      <w:pPr>
-        <w:spacing w:after="20" w:before="0"/>
-      </w:pPr>
-      <w:r>
-        <w:t xml:space="preserve">     Window: b1=11, b2=9, h=5 → A=50 → More than 40 sq ft of glass</w:t>
-      </w:r>
-    </w:p>
-    <w:p>
-      <w:pPr>
-        <w:spacing w:after="20" w:before="0"/>
-      </w:pPr>
-      <w:r>
-        <w:t xml:space="preserve">     Window: b1=7, b2=3, h=6 → A=30 → 40 sq ft of glass or less</w:t>
-      </w:r>
-    </w:p>
-    <w:p>
-      <w:pPr>
-        <w:spacing w:after="20" w:before="0"/>
-      </w:pPr>
-      <w:r>
-        <w:t xml:space="preserve">     Window: b1=13, b2=7, h=8 → A=80 → More than 40 sq ft of glass</w:t>
+        <w:t xml:space="preserve">     Watch for: A common mistake in Area of Triangles is forgetting the ½ — students multiply base × height like a rectangle and stop there, or they use the triangle's slanted side instead of the perpendicular height that's already given. Always check: did I take half, and did I use the straight-up height, not the slanted side?</w:t>
+      </w:r>
+    </w:p>
+    <w:p>
+      <w:pPr>
+        <w:spacing w:after="40" w:before="0"/>
+      </w:pPr>
+      <w:r>
+        <w:rPr>
+          <w:b/>
+          <w:bCs/>
+        </w:rPr>
+        <w:t xml:space="preserve">9. Matches:</w:t>
+      </w:r>
+    </w:p>
+    <w:p>
+      <w:pPr>
+        <w:spacing w:after="20" w:before="0"/>
+      </w:pPr>
+      <w:r>
+        <w:t xml:space="preserve">     Triangle base 10, height 6 → 30 sq ft</w:t>
+      </w:r>
+    </w:p>
+    <w:p>
+      <w:pPr>
+        <w:spacing w:after="20" w:before="0"/>
+      </w:pPr>
+      <w:r>
+        <w:t xml:space="preserve">     Triangle base 7, height 4 → 14 sq ft</w:t>
+      </w:r>
+    </w:p>
+    <w:p>
+      <w:pPr>
+        <w:spacing w:after="20" w:before="0"/>
+      </w:pPr>
+      <w:r>
+        <w:t xml:space="preserve">     Triangle base 9, height 8 → 36 sq ft</w:t>
+      </w:r>
+    </w:p>
+    <w:p>
+      <w:pPr>
+        <w:spacing w:after="20" w:before="0"/>
+      </w:pPr>
+      <w:r>
+        <w:t xml:space="preserve">     Triangle base 16, height 3 → 24 sq ft</w:t>
+      </w:r>
+    </w:p>
+    <w:p>
+      <w:pPr>
+        <w:spacing w:after="20" w:before="0"/>
+      </w:pPr>
+      <w:r>
+        <w:t xml:space="preserve">     Triangle base 5, height 8 → 20 sq ft</w:t>
+      </w:r>
+    </w:p>
+    <w:p>
+      <w:pPr>
+        <w:spacing w:after="20" w:before="0"/>
+      </w:pPr>
+      <w:r>
+        <w:t xml:space="preserve">     Triangle base 11, height 2 → 11 sq ft</w:t>
       </w:r>
     </w:p>
     <w:p>
@@ -2130,39 +2166,55 @@
           <w:b/>
           <w:bCs/>
         </w:rPr>
-        <w:t xml:space="preserve">10. Matches:</w:t>
-      </w:r>
-    </w:p>
-    <w:p>
-      <w:pPr>
-        <w:spacing w:after="20" w:before="0"/>
-      </w:pPr>
-      <w:r>
-        <w:t xml:space="preserve">     Trapezoid window b1=6, b2=4, h=3 → 15 sq ft</w:t>
-      </w:r>
-    </w:p>
-    <w:p>
-      <w:pPr>
-        <w:spacing w:after="20" w:before="0"/>
-      </w:pPr>
-      <w:r>
-        <w:t xml:space="preserve">     Trapezoid window b1=9, b2=5, h=4 → 28 sq ft</w:t>
-      </w:r>
-    </w:p>
-    <w:p>
-      <w:pPr>
-        <w:spacing w:after="20" w:before="0"/>
-      </w:pPr>
-      <w:r>
-        <w:t xml:space="preserve">     Trapezoid window b1=10, b2=6, h=5 → 40 sq ft</w:t>
-      </w:r>
-    </w:p>
-    <w:p>
-      <w:pPr>
-        <w:spacing w:after="20" w:before="0"/>
-      </w:pPr>
-      <w:r>
-        <w:t xml:space="preserve">     Trapezoid window b1=12, b2=8, h=6 → 60 sq ft</w:t>
+        <w:t xml:space="preserve">10. Correct groups:</w:t>
+      </w:r>
+    </w:p>
+    <w:p>
+      <w:pPr>
+        <w:spacing w:after="20" w:before="0"/>
+      </w:pPr>
+      <w:r>
+        <w:t xml:space="preserve">     Wall base 18, height 6 → 54 sq ft → Correct area (½ × base × height)</w:t>
+      </w:r>
+    </w:p>
+    <w:p>
+      <w:pPr>
+        <w:spacing w:after="20" w:before="0"/>
+      </w:pPr>
+      <w:r>
+        <w:t xml:space="preserve">     Wall base 18, height 6 → 108 sq ft → Forgot the ½ (just base × height)</w:t>
+      </w:r>
+    </w:p>
+    <w:p>
+      <w:pPr>
+        <w:spacing w:after="20" w:before="0"/>
+      </w:pPr>
+      <w:r>
+        <w:t xml:space="preserve">     Wall base 20, height 5 → 50 sq ft → Correct area (½ × base × height)</w:t>
+      </w:r>
+    </w:p>
+    <w:p>
+      <w:pPr>
+        <w:spacing w:after="20" w:before="0"/>
+      </w:pPr>
+      <w:r>
+        <w:t xml:space="preserve">     Wall base 20, height 5 → 100 sq ft → Forgot the ½ (just base × height)</w:t>
+      </w:r>
+    </w:p>
+    <w:p>
+      <w:pPr>
+        <w:spacing w:after="20" w:before="0"/>
+      </w:pPr>
+      <w:r>
+        <w:t xml:space="preserve">     Wall base 14, height 8 → 56 sq ft → Correct area (½ × base × height)</w:t>
+      </w:r>
+    </w:p>
+    <w:p>
+      <w:pPr>
+        <w:spacing w:after="20" w:before="0"/>
+      </w:pPr>
+      <w:r>
+        <w:t xml:space="preserve">     Wall base 14, height 8 → 112 sq ft → Forgot the ½ (just base × height)</w:t>
       </w:r>
     </w:p>
     <w:p>

--- a/lessons/5-2/homework.docx
+++ b/lessons/5-2/homework.docx
@@ -12,7 +12,7 @@
           <w:b/>
           <w:bCs/>
         </w:rPr>
-        <w:t xml:space="preserve">Area of Triangles — Homework</w:t>
+        <w:t xml:space="preserve">Determine the Area of Triangles — Homework</w:t>
       </w:r>
     </w:p>
     <w:p>
@@ -24,7 +24,7 @@
           <w:i/>
           <w:iCs/>
         </w:rPr>
-        <w:t xml:space="preserve">Lesson 5-3  •  Standard 6.GR.1</w:t>
+        <w:t xml:space="preserve">Lesson 5-2  •  Standard 6.GR.1</w:t>
       </w:r>
     </w:p>
     <w:p>
@@ -161,10 +161,10 @@
           <w:b/>
           <w:bCs/>
         </w:rPr>
-        <w:t xml:space="preserve">Base (Base)</w:t>
-      </w:r>
-      <w:r>
-        <w:t xml:space="preserve"> — A side of the triangle you use to find the area.</w:t>
+        <w:t xml:space="preserve">Area of a Triangle (Área de un triángulo)</w:t>
+      </w:r>
+      <w:r>
+        <w:t xml:space="preserve"> — The space inside a triangle. A triangle is half of a rectangle with the same base and height, so A = ½ × b × h.</w:t>
       </w:r>
     </w:p>
     <w:p>
@@ -224,10 +224,10 @@
           <w:b/>
           <w:bCs/>
         </w:rPr>
-        <w:t xml:space="preserve">Height (Altura)</w:t>
-      </w:r>
-      <w:r>
-        <w:t xml:space="preserve"> — The straight-up distance from the base to the top corner.</w:t>
+        <w:t xml:space="preserve">Base (Base)</w:t>
+      </w:r>
+      <w:r>
+        <w:t xml:space="preserve"> — Any side of a triangle can be the base. Once you pick a base, the height must be measured perpendicular (at a 90° angle) to it.</w:t>
       </w:r>
     </w:p>
     <w:p>
@@ -287,10 +287,10 @@
           <w:b/>
           <w:bCs/>
         </w:rPr>
-        <w:t xml:space="preserve">Area (Área)</w:t>
-      </w:r>
-      <w:r>
-        <w:t xml:space="preserve"> — How much space is inside a flat shape.</w:t>
+        <w:t xml:space="preserve">Height (Altura)</w:t>
+      </w:r>
+      <w:r>
+        <w:t xml:space="preserve"> — The straight-up distance from the base to the top corner.</w:t>
       </w:r>
     </w:p>
     <w:p>
@@ -350,10 +350,10 @@
           <w:b/>
           <w:bCs/>
         </w:rPr>
-        <w:t xml:space="preserve">Perpendicular (Perpendicular)</w:t>
-      </w:r>
-      <w:r>
-        <w:t xml:space="preserve"> — Two lines that meet to make a square corner (90 degrees).</w:t>
+        <w:t xml:space="preserve">Area (Área)</w:t>
+      </w:r>
+      <w:r>
+        <w:t xml:space="preserve"> — How much space is inside a flat shape.</w:t>
       </w:r>
     </w:p>
     <w:p>
@@ -413,10 +413,10 @@
           <w:b/>
           <w:bCs/>
         </w:rPr>
-        <w:t xml:space="preserve">Composite figure (Figura compuesta)</w:t>
-      </w:r>
-      <w:r>
-        <w:t xml:space="preserve"> — A shape made by putting two or more simple shapes together.</w:t>
+        <w:t xml:space="preserve">Perpendicular (Perpendicular)</w:t>
+      </w:r>
+      <w:r>
+        <w:t xml:space="preserve"> — Two lines that meet to make a square corner (90 degrees).</w:t>
       </w:r>
     </w:p>
     <w:p>
@@ -476,10 +476,136 @@
           <w:b/>
           <w:bCs/>
         </w:rPr>
+        <w:t xml:space="preserve">Composite figure (Figura compuesta)</w:t>
+      </w:r>
+      <w:r>
+        <w:t xml:space="preserve"> — A shape made by putting two or more simple shapes together.</w:t>
+      </w:r>
+    </w:p>
+    <w:p>
+      <w:pPr>
+        <w:keepNext/>
+        <w:spacing w:after="20" w:before="80"/>
+        <w:jc w:val="center"/>
+      </w:pPr>
+      <w:r>
+        <w:drawing>
+          <wp:inline distT="0" distB="0" distL="0" distR="0">
+            <wp:extent cx="1047750" cy="790575"/>
+            <wp:effectExtent t="0" r="0" b="0" l="0"/>
+            <wp:docPr id="1" name="" descr="" title=""/>
+            <wp:cNvGraphicFramePr>
+              <a:graphicFrameLocks xmlns:a="http://schemas.openxmlformats.org/drawingml/2006/main" noChangeAspect="1"/>
+            </wp:cNvGraphicFramePr>
+            <a:graphic xmlns:a="http://schemas.openxmlformats.org/drawingml/2006/main">
+              <a:graphicData uri="http://schemas.openxmlformats.org/drawingml/2006/picture">
+                <pic:pic xmlns:pic="http://schemas.openxmlformats.org/drawingml/2006/picture">
+                  <pic:nvPicPr>
+                    <pic:cNvPr id="0" name="" descr=""/>
+                    <pic:cNvPicPr>
+                      <a:picLocks noChangeAspect="1" noChangeArrowheads="1"/>
+                    </pic:cNvPicPr>
+                  </pic:nvPicPr>
+                  <pic:blipFill>
+                    <a:blip r:embed="rId13" cstate="none"/>
+                    <a:srcRect/>
+                    <a:stretch>
+                      <a:fillRect/>
+                    </a:stretch>
+                  </pic:blipFill>
+                  <pic:spPr bwMode="auto">
+                    <a:xfrm>
+                      <a:off x="0" y="0"/>
+                      <a:ext cx="1047750" cy="790575"/>
+                    </a:xfrm>
+                    <a:prstGeom prst="rect">
+                      <a:avLst/>
+                    </a:prstGeom>
+                  </pic:spPr>
+                </pic:pic>
+              </a:graphicData>
+            </a:graphic>
+          </wp:inline>
+        </w:drawing>
+      </w:r>
+    </w:p>
+    <w:p>
+      <w:pPr>
+        <w:keepNext/>
+        <w:spacing w:after="120"/>
+      </w:pPr>
+      <w:r>
+        <w:rPr>
+          <w:b/>
+          <w:bCs/>
+        </w:rPr>
         <w:t xml:space="preserve">Formula (Fórmula)</w:t>
       </w:r>
       <w:r>
         <w:t xml:space="preserve"> — A math rule written with symbols.</w:t>
+      </w:r>
+    </w:p>
+    <w:p>
+      <w:pPr>
+        <w:keepNext/>
+        <w:spacing w:after="20" w:before="80"/>
+        <w:jc w:val="center"/>
+      </w:pPr>
+      <w:r>
+        <w:drawing>
+          <wp:inline distT="0" distB="0" distL="0" distR="0">
+            <wp:extent cx="1047750" cy="790575"/>
+            <wp:effectExtent t="0" r="0" b="0" l="0"/>
+            <wp:docPr id="1" name="" descr="" title=""/>
+            <wp:cNvGraphicFramePr>
+              <a:graphicFrameLocks xmlns:a="http://schemas.openxmlformats.org/drawingml/2006/main" noChangeAspect="1"/>
+            </wp:cNvGraphicFramePr>
+            <a:graphic xmlns:a="http://schemas.openxmlformats.org/drawingml/2006/main">
+              <a:graphicData uri="http://schemas.openxmlformats.org/drawingml/2006/picture">
+                <pic:pic xmlns:pic="http://schemas.openxmlformats.org/drawingml/2006/picture">
+                  <pic:nvPicPr>
+                    <pic:cNvPr id="0" name="" descr=""/>
+                    <pic:cNvPicPr>
+                      <a:picLocks noChangeAspect="1" noChangeArrowheads="1"/>
+                    </pic:cNvPicPr>
+                  </pic:nvPicPr>
+                  <pic:blipFill>
+                    <a:blip r:embed="rId14" cstate="none"/>
+                    <a:srcRect/>
+                    <a:stretch>
+                      <a:fillRect/>
+                    </a:stretch>
+                  </pic:blipFill>
+                  <pic:spPr bwMode="auto">
+                    <a:xfrm>
+                      <a:off x="0" y="0"/>
+                      <a:ext cx="1047750" cy="790575"/>
+                    </a:xfrm>
+                    <a:prstGeom prst="rect">
+                      <a:avLst/>
+                    </a:prstGeom>
+                  </pic:spPr>
+                </pic:pic>
+              </a:graphicData>
+            </a:graphic>
+          </wp:inline>
+        </w:drawing>
+      </w:r>
+    </w:p>
+    <w:p>
+      <w:pPr>
+        <w:keepNext/>
+        <w:spacing w:after="120"/>
+      </w:pPr>
+      <w:r>
+        <w:rPr>
+          <w:b/>
+          <w:bCs/>
+        </w:rPr>
+        <w:t xml:space="preserve">Parallel (Paralelas)</w:t>
+      </w:r>
+      <w:r>
+        <w:t xml:space="preserve"> — Two lines or sides that stay the same distance apart and never meet.</w:t>
       </w:r>
     </w:p>
     <w:p>
@@ -1249,7 +1375,7 @@
           <w:b/>
           <w:bCs/>
         </w:rPr>
-        <w:t xml:space="preserve">6. onLevel — Spot the Common Mistake</w:t>
+        <w:t xml:space="preserve">6. Spot the Common Mistake</w:t>
       </w:r>
     </w:p>
     <w:p>
@@ -2006,7 +2132,7 @@
           <w:b/>
           <w:bCs/>
         </w:rPr>
-        <w:t xml:space="preserve">6. onLevel — Spot the Common Mistake</w:t>
+        <w:t xml:space="preserve">6. Spot the Common Mistake</w:t>
       </w:r>
     </w:p>
     <w:p>
@@ -2023,6 +2149,14 @@
       </w:pPr>
       <w:r>
         <w:t xml:space="preserve">     Correct work: There is only ONE ½ in the formula, not two. The student halved both the base and the height. Multiply base × height first, then take half just once: 12 × 7 = 84, then ½ × 84 = 42 sq ft.</w:t>
+      </w:r>
+    </w:p>
+    <w:p>
+      <w:pPr>
+        <w:spacing w:after="80" w:before="0"/>
+      </w:pPr>
+      <w:r>
+        <w:t xml:space="preserve">     Watch for: There is only ONE ½ in A = ½ × base × height, but the calculation halved the base and the height separately. Multiply first, then halve a single time: 12 × 7 = 84, and ½ × 84 = 42 sq ft. Halving twice cuts the area to a quarter of the rectangle, which is why 21 came out as exactly half of the true answer.</w:t>
       </w:r>
     </w:p>
     <w:p>
